--- a/reports/hackathon-2026-07-26/COST_BREAKDOWN.docx
+++ b/reports/hackathon-2026-07-26/COST_BREAKDOWN.docx
@@ -1654,7 +1654,7 @@
               <w:rPr>
                 <w:sz w:val="17"/>
               </w:rPr>
-              <w:t>(blank)</w:t>
+              <w:t>claude-sonnet-4-6</w:t>
             </w:r>
           </w:p>
         </w:tc>
@@ -4924,7 +4924,7 @@
               <w:rPr>
                 <w:sz w:val="17"/>
               </w:rPr>
-              <w:t>172</w:t>
+              <w:t>178</w:t>
             </w:r>
           </w:p>
         </w:tc>
@@ -4937,7 +4937,7 @@
               <w:rPr>
                 <w:sz w:val="17"/>
               </w:rPr>
-              <w:t>39</w:t>
+              <w:t>40</w:t>
             </w:r>
           </w:p>
         </w:tc>
@@ -4950,7 +4950,7 @@
               <w:rPr>
                 <w:sz w:val="17"/>
               </w:rPr>
-              <w:t>198.17</w:t>
+              <w:t>219.17</w:t>
             </w:r>
           </w:p>
         </w:tc>
@@ -4963,7 +4963,7 @@
               <w:rPr>
                 <w:sz w:val="17"/>
               </w:rPr>
-              <w:t>1.152</w:t>
+              <w:t>1.231</w:t>
             </w:r>
           </w:p>
         </w:tc>
@@ -4991,7 +4991,7 @@
               <w:rPr>
                 <w:sz w:val="17"/>
               </w:rPr>
-              <w:t>38</w:t>
+              <w:t>41</w:t>
             </w:r>
           </w:p>
         </w:tc>
@@ -5017,7 +5017,7 @@
               <w:rPr>
                 <w:sz w:val="17"/>
               </w:rPr>
-              <w:t>102.73</w:t>
+              <w:t>123.99</w:t>
             </w:r>
           </w:p>
         </w:tc>
@@ -5030,7 +5030,7 @@
               <w:rPr>
                 <w:sz w:val="17"/>
               </w:rPr>
-              <w:t>2.703</w:t>
+              <w:t>3.024</w:t>
             </w:r>
           </w:p>
         </w:tc>
@@ -5058,7 +5058,7 @@
               <w:rPr>
                 <w:sz w:val="17"/>
               </w:rPr>
-              <w:t>11</w:t>
+              <w:t>2</w:t>
             </w:r>
           </w:p>
         </w:tc>
@@ -5071,7 +5071,7 @@
               <w:rPr>
                 <w:sz w:val="17"/>
               </w:rPr>
-              <w:t>8</w:t>
+              <w:t>2</w:t>
             </w:r>
           </w:p>
         </w:tc>
@@ -5084,7 +5084,7 @@
               <w:rPr>
                 <w:sz w:val="17"/>
               </w:rPr>
-              <w:t>46.61</w:t>
+              <w:t>4.34</w:t>
             </w:r>
           </w:p>
         </w:tc>
@@ -5097,7 +5097,7 @@
               <w:rPr>
                 <w:sz w:val="17"/>
               </w:rPr>
-              <w:t>4.237</w:t>
+              <w:t>2.169</w:t>
             </w:r>
           </w:p>
         </w:tc>
@@ -5317,7 +5317,7 @@
         <w:pStyle w:val="ListBullet"/>
       </w:pPr>
       <w:r>
-        <w:t>'(blank)' model rows are real spend — $46.61 across 11 runs (8 users) arrived with the model property missing (instrumentation gap, since flagged). The dollars are correct; only the model attribution is missing.</w:t>
+        <w:t>Model attribution: 11 runs originally arrived with the model label lost (long-turn worker-handoff bug in the product backend — filed with full proof as jacBuilder issue #944). 9 of them ($42.27) are attributed here via the same turn's client-side completion event; 2 aborted runs ($4.34) are unrecoverable and shown as (blank). Per-run 'model source' flags are in the spreadsheet.</w:t>
       </w:r>
     </w:p>
     <w:p>
@@ -5351,7 +5351,7 @@
           <w:color w:val="666666"/>
           <w:sz w:val="17"/>
         </w:rPr>
-        <w:t>Validated three ways: raw per-turn reconciliation to the cent; independently rebuilt by the JacHammer Analytics Report Studio with matching numbers; re-verified under the hardened jachammer.ai-only production filter (zero contamination). Generated 2026-07-27 16:30 UTC.</w:t>
+        <w:t>Validated three ways: raw per-turn reconciliation to the cent; independently rebuilt by the JacHammer Analytics Report Studio with matching numbers; re-verified under the hardened jachammer.ai-only production filter (zero contamination). Generated 2026-07-27 16:41 UTC.</w:t>
       </w:r>
     </w:p>
     <w:sectPr>

--- a/reports/hackathon-2026-07-26/COST_BREAKDOWN.docx
+++ b/reports/hackathon-2026-07-26/COST_BREAKDOWN.docx
@@ -18,7 +18,7 @@
         <w:t xml:space="preserve">Event window: </w:t>
       </w:r>
       <w:r>
-        <w:t>2026-07-26 17:00 → 2026-07-27 00:30 UTC  (= Jul 26 10:30 PM → Jul 27 6:00 AM Sri Lanka time)</w:t>
+        <w:t>2026-07-26 17:00 → 2026-07-27 00:30 UTC  (= Jul 26 10:30 PM → Jul 27 9:00 AM Sri Lanka time)</w:t>
         <w:br/>
       </w:r>
       <w:r>
@@ -37,10 +37,10 @@
           <w:b/>
           <w:sz w:val="28"/>
         </w:rPr>
-        <w:t>Total metered AI cost: $351.76</w:t>
+        <w:t>Total metered AI cost: $526.62</w:t>
       </w:r>
       <w:r>
-        <w:t xml:space="preserve">  across 230 generation runs by 44 users (of 91 hackathon signups — the rest used no AI).</w:t>
+        <w:t xml:space="preserve">  across 301 generation runs by 57 users (of 112 hackathon signups — the rest used no AI).</w:t>
       </w:r>
     </w:p>
     <w:p>
@@ -49,7 +49,7 @@
           <w:i/>
           <w:sz w:val="18"/>
         </w:rPr>
-        <w:t>Source: server-metered ai_generation_metered events (real litellm dollars, not estimates). Per-user rows sum to $351.76 — reconciles to the total to the cent. Row-level detail: hackathon_cost_breakdown.xlsx.</w:t>
+        <w:t>Source: server-metered ai_generation_metered events (real litellm dollars, not estimates). Per-user rows sum to $526.62 — reconciles to the total to the cent. Row-level detail: hackathon_cost_breakdown.xlsx.</w:t>
       </w:r>
     </w:p>
     <w:p>
@@ -239,7 +239,7 @@
               <w:rPr>
                 <w:sz w:val="17"/>
               </w:rPr>
-              <w:t>49</w:t>
+              <w:t>64</w:t>
             </w:r>
           </w:p>
         </w:tc>
@@ -252,7 +252,7 @@
               <w:rPr>
                 <w:sz w:val="17"/>
               </w:rPr>
-              <w:t>95.21</w:t>
+              <w:t>157.85</w:t>
             </w:r>
           </w:p>
         </w:tc>
@@ -265,7 +265,7 @@
               <w:rPr>
                 <w:sz w:val="17"/>
               </w:rPr>
-              <w:t>27.1%</w:t>
+              <w:t>30.0%</w:t>
             </w:r>
           </w:p>
         </w:tc>
@@ -318,7 +318,7 @@
               <w:rPr>
                 <w:sz w:val="17"/>
               </w:rPr>
-              <w:t>toledosean@gmail.com</w:t>
+              <w:t>stevenyang.dev@gmail.com</w:t>
             </w:r>
           </w:p>
         </w:tc>
@@ -331,7 +331,7 @@
               <w:rPr>
                 <w:sz w:val="17"/>
               </w:rPr>
-              <w:t>Sean T</w:t>
+              <w:t>syang0624</w:t>
             </w:r>
           </w:p>
         </w:tc>
@@ -344,7 +344,7 @@
               <w:rPr>
                 <w:sz w:val="17"/>
               </w:rPr>
-              <w:t>23</w:t>
+              <w:t>7</w:t>
             </w:r>
           </w:p>
         </w:tc>
@@ -357,7 +357,7 @@
               <w:rPr>
                 <w:sz w:val="17"/>
               </w:rPr>
-              <w:t>29.69</w:t>
+              <w:t>72.45</w:t>
             </w:r>
           </w:p>
         </w:tc>
@@ -370,7 +370,7 @@
               <w:rPr>
                 <w:sz w:val="17"/>
               </w:rPr>
-              <w:t>8.4%</w:t>
+              <w:t>13.8%</w:t>
             </w:r>
           </w:p>
         </w:tc>
@@ -448,7 +448,7 @@
               <w:rPr>
                 <w:sz w:val="17"/>
               </w:rPr>
-              <w:t>4</w:t>
+              <w:t>6</w:t>
             </w:r>
           </w:p>
         </w:tc>
@@ -461,7 +461,7 @@
               <w:rPr>
                 <w:sz w:val="17"/>
               </w:rPr>
-              <w:t>26.70</w:t>
+              <w:t>35.19</w:t>
             </w:r>
           </w:p>
         </w:tc>
@@ -474,7 +474,7 @@
               <w:rPr>
                 <w:sz w:val="17"/>
               </w:rPr>
-              <w:t>7.6%</w:t>
+              <w:t>6.7%</w:t>
             </w:r>
           </w:p>
         </w:tc>
@@ -527,7 +527,7 @@
               <w:rPr>
                 <w:sz w:val="17"/>
               </w:rPr>
-              <w:t>stevenyang.dev@gmail.com</w:t>
+              <w:t>toledosean@gmail.com</w:t>
             </w:r>
           </w:p>
         </w:tc>
@@ -540,7 +540,7 @@
               <w:rPr>
                 <w:sz w:val="17"/>
               </w:rPr>
-              <w:t>syang0624</w:t>
+              <w:t>Sean T</w:t>
             </w:r>
           </w:p>
         </w:tc>
@@ -553,7 +553,7 @@
               <w:rPr>
                 <w:sz w:val="17"/>
               </w:rPr>
-              <w:t>4</w:t>
+              <w:t>23</w:t>
             </w:r>
           </w:p>
         </w:tc>
@@ -566,7 +566,7 @@
               <w:rPr>
                 <w:sz w:val="17"/>
               </w:rPr>
-              <w:t>18.62</w:t>
+              <w:t>29.69</w:t>
             </w:r>
           </w:p>
         </w:tc>
@@ -579,7 +579,7 @@
               <w:rPr>
                 <w:sz w:val="17"/>
               </w:rPr>
-              <w:t>5.3%</w:t>
+              <w:t>5.6%</w:t>
             </w:r>
           </w:p>
         </w:tc>
@@ -604,7 +604,7 @@
               <w:rPr>
                 <w:sz w:val="17"/>
               </w:rPr>
-              <w:t>claude-sonnet-4-6</w:t>
+              <w:t>claude-opus-4-6</w:t>
             </w:r>
           </w:p>
         </w:tc>
@@ -684,7 +684,7 @@
               <w:rPr>
                 <w:sz w:val="17"/>
               </w:rPr>
-              <w:t>4.3%</w:t>
+              <w:t>2.9%</w:t>
             </w:r>
           </w:p>
         </w:tc>
@@ -789,7 +789,7 @@
               <w:rPr>
                 <w:sz w:val="17"/>
               </w:rPr>
-              <w:t>4.0%</w:t>
+              <w:t>2.7%</w:t>
             </w:r>
           </w:p>
         </w:tc>
@@ -842,7 +842,7 @@
               <w:rPr>
                 <w:sz w:val="17"/>
               </w:rPr>
-              <w:t>sahasrakokkula77@gmail.com</w:t>
+              <w:t>kshitijatus@gmail.com</w:t>
             </w:r>
           </w:p>
         </w:tc>
@@ -855,7 +855,7 @@
               <w:rPr>
                 <w:sz w:val="17"/>
               </w:rPr>
-              <w:t>K-SAHASRA</w:t>
+              <w:t>Kshitij</w:t>
             </w:r>
           </w:p>
         </w:tc>
@@ -868,7 +868,7 @@
               <w:rPr>
                 <w:sz w:val="17"/>
               </w:rPr>
-              <w:t>12</w:t>
+              <w:t>10</w:t>
             </w:r>
           </w:p>
         </w:tc>
@@ -881,7 +881,7 @@
               <w:rPr>
                 <w:sz w:val="17"/>
               </w:rPr>
-              <w:t>12.17</w:t>
+              <w:t>13.98</w:t>
             </w:r>
           </w:p>
         </w:tc>
@@ -894,7 +894,7 @@
               <w:rPr>
                 <w:sz w:val="17"/>
               </w:rPr>
-              <w:t>3.5%</w:t>
+              <w:t>2.7%</w:t>
             </w:r>
           </w:p>
         </w:tc>
@@ -919,7 +919,7 @@
               <w:rPr>
                 <w:sz w:val="17"/>
               </w:rPr>
-              <w:t>claude-sonnet-4-6</w:t>
+              <w:t>claude-opus-4-6</w:t>
             </w:r>
           </w:p>
         </w:tc>
@@ -947,7 +947,7 @@
               <w:rPr>
                 <w:sz w:val="17"/>
               </w:rPr>
-              <w:t>philipnisevich@gmail.com</w:t>
+              <w:t>anon:2680c3ce</w:t>
             </w:r>
           </w:p>
         </w:tc>
@@ -960,7 +960,6 @@
               <w:rPr>
                 <w:sz w:val="17"/>
               </w:rPr>
-              <w:t>Philip Nisevich</w:t>
             </w:r>
           </w:p>
         </w:tc>
@@ -973,7 +972,7 @@
               <w:rPr>
                 <w:sz w:val="17"/>
               </w:rPr>
-              <w:t>4</w:t>
+              <w:t>10</w:t>
             </w:r>
           </w:p>
         </w:tc>
@@ -986,7 +985,7 @@
               <w:rPr>
                 <w:sz w:val="17"/>
               </w:rPr>
-              <w:t>11.76</w:t>
+              <w:t>12.83</w:t>
             </w:r>
           </w:p>
         </w:tc>
@@ -999,7 +998,7 @@
               <w:rPr>
                 <w:sz w:val="17"/>
               </w:rPr>
-              <w:t>3.3%</w:t>
+              <w:t>2.4%</w:t>
             </w:r>
           </w:p>
         </w:tc>
@@ -1052,7 +1051,7 @@
               <w:rPr>
                 <w:sz w:val="17"/>
               </w:rPr>
-              <w:t>enochfyw@gmail.com</w:t>
+              <w:t>sahasrakokkula77@gmail.com</w:t>
             </w:r>
           </w:p>
         </w:tc>
@@ -1065,7 +1064,7 @@
               <w:rPr>
                 <w:sz w:val="17"/>
               </w:rPr>
-              <w:t>eyfung</w:t>
+              <w:t>K-SAHASRA</w:t>
             </w:r>
           </w:p>
         </w:tc>
@@ -1078,7 +1077,7 @@
               <w:rPr>
                 <w:sz w:val="17"/>
               </w:rPr>
-              <w:t>7</w:t>
+              <w:t>12</w:t>
             </w:r>
           </w:p>
         </w:tc>
@@ -1091,7 +1090,7 @@
               <w:rPr>
                 <w:sz w:val="17"/>
               </w:rPr>
-              <w:t>10.53</w:t>
+              <w:t>12.17</w:t>
             </w:r>
           </w:p>
         </w:tc>
@@ -1104,7 +1103,7 @@
               <w:rPr>
                 <w:sz w:val="17"/>
               </w:rPr>
-              <w:t>3.0%</w:t>
+              <w:t>2.3%</w:t>
             </w:r>
           </w:p>
         </w:tc>
@@ -1157,7 +1156,7 @@
               <w:rPr>
                 <w:sz w:val="17"/>
               </w:rPr>
-              <w:t>kakanisnehil@gmail.com</w:t>
+              <w:t>philipnisevich@gmail.com</w:t>
             </w:r>
           </w:p>
         </w:tc>
@@ -1170,7 +1169,7 @@
               <w:rPr>
                 <w:sz w:val="17"/>
               </w:rPr>
-              <w:t>snek152</w:t>
+              <w:t>Philip Nisevich</w:t>
             </w:r>
           </w:p>
         </w:tc>
@@ -1183,7 +1182,7 @@
               <w:rPr>
                 <w:sz w:val="17"/>
               </w:rPr>
-              <w:t>2</w:t>
+              <w:t>4</w:t>
             </w:r>
           </w:p>
         </w:tc>
@@ -1196,7 +1195,7 @@
               <w:rPr>
                 <w:sz w:val="17"/>
               </w:rPr>
-              <w:t>8.28</w:t>
+              <w:t>11.76</w:t>
             </w:r>
           </w:p>
         </w:tc>
@@ -1209,7 +1208,7 @@
               <w:rPr>
                 <w:sz w:val="17"/>
               </w:rPr>
-              <w:t>2.4%</w:t>
+              <w:t>2.2%</w:t>
             </w:r>
           </w:p>
         </w:tc>
@@ -1262,7 +1261,7 @@
               <w:rPr>
                 <w:sz w:val="17"/>
               </w:rPr>
-              <w:t>noriaki@uni.minerva.edu</w:t>
+              <w:t>umangshankar10@gmail.com</w:t>
             </w:r>
           </w:p>
         </w:tc>
@@ -1275,7 +1274,7 @@
               <w:rPr>
                 <w:sz w:val="17"/>
               </w:rPr>
-              <w:t>Noriaki Kishida</w:t>
+              <w:t>Umang3211</w:t>
             </w:r>
           </w:p>
         </w:tc>
@@ -1288,7 +1287,7 @@
               <w:rPr>
                 <w:sz w:val="17"/>
               </w:rPr>
-              <w:t>4</w:t>
+              <w:t>3</w:t>
             </w:r>
           </w:p>
         </w:tc>
@@ -1301,7 +1300,7 @@
               <w:rPr>
                 <w:sz w:val="17"/>
               </w:rPr>
-              <w:t>8.10</w:t>
+              <w:t>10.54</w:t>
             </w:r>
           </w:p>
         </w:tc>
@@ -1314,7 +1313,7 @@
               <w:rPr>
                 <w:sz w:val="17"/>
               </w:rPr>
-              <w:t>2.3%</w:t>
+              <w:t>2.0%</w:t>
             </w:r>
           </w:p>
         </w:tc>
@@ -1367,7 +1366,7 @@
               <w:rPr>
                 <w:sz w:val="17"/>
               </w:rPr>
-              <w:t>owin@owinrojas.com</w:t>
+              <w:t>enochfyw@gmail.com</w:t>
             </w:r>
           </w:p>
         </w:tc>
@@ -1380,7 +1379,7 @@
               <w:rPr>
                 <w:sz w:val="17"/>
               </w:rPr>
-              <w:t>Owin Rojas</w:t>
+              <w:t>eyfung</w:t>
             </w:r>
           </w:p>
         </w:tc>
@@ -1393,7 +1392,7 @@
               <w:rPr>
                 <w:sz w:val="17"/>
               </w:rPr>
-              <w:t>3</w:t>
+              <w:t>7</w:t>
             </w:r>
           </w:p>
         </w:tc>
@@ -1406,7 +1405,7 @@
               <w:rPr>
                 <w:sz w:val="17"/>
               </w:rPr>
-              <w:t>7.58</w:t>
+              <w:t>10.53</w:t>
             </w:r>
           </w:p>
         </w:tc>
@@ -1419,7 +1418,7 @@
               <w:rPr>
                 <w:sz w:val="17"/>
               </w:rPr>
-              <w:t>2.2%</w:t>
+              <w:t>2.0%</w:t>
             </w:r>
           </w:p>
         </w:tc>
@@ -1444,7 +1443,7 @@
               <w:rPr>
                 <w:sz w:val="17"/>
               </w:rPr>
-              <w:t>claude-opus-4-6</w:t>
+              <w:t>claude-sonnet-4-6</w:t>
             </w:r>
           </w:p>
         </w:tc>
@@ -1472,7 +1471,7 @@
               <w:rPr>
                 <w:sz w:val="17"/>
               </w:rPr>
-              <w:t>umangshankar10@gmail.com</w:t>
+              <w:t>kakanisnehil@gmail.com</w:t>
             </w:r>
           </w:p>
         </w:tc>
@@ -1485,7 +1484,7 @@
               <w:rPr>
                 <w:sz w:val="17"/>
               </w:rPr>
-              <w:t>Umang3211</w:t>
+              <w:t>snek152</w:t>
             </w:r>
           </w:p>
         </w:tc>
@@ -1511,7 +1510,7 @@
               <w:rPr>
                 <w:sz w:val="17"/>
               </w:rPr>
-              <w:t>7.43</w:t>
+              <w:t>8.28</w:t>
             </w:r>
           </w:p>
         </w:tc>
@@ -1524,7 +1523,7 @@
               <w:rPr>
                 <w:sz w:val="17"/>
               </w:rPr>
-              <w:t>2.1%</w:t>
+              <w:t>1.6%</w:t>
             </w:r>
           </w:p>
         </w:tc>
@@ -1577,7 +1576,7 @@
               <w:rPr>
                 <w:sz w:val="17"/>
               </w:rPr>
-              <w:t>stepodkelly@gmail.com</w:t>
+              <w:t>noriaki@uni.minerva.edu</w:t>
             </w:r>
           </w:p>
         </w:tc>
@@ -1590,7 +1589,7 @@
               <w:rPr>
                 <w:sz w:val="17"/>
               </w:rPr>
-              <w:t>Stephen Kelly</w:t>
+              <w:t>Noriaki Kishida</w:t>
             </w:r>
           </w:p>
         </w:tc>
@@ -1603,7 +1602,7 @@
               <w:rPr>
                 <w:sz w:val="17"/>
               </w:rPr>
-              <w:t>1</w:t>
+              <w:t>4</w:t>
             </w:r>
           </w:p>
         </w:tc>
@@ -1616,7 +1615,7 @@
               <w:rPr>
                 <w:sz w:val="17"/>
               </w:rPr>
-              <w:t>7.38</w:t>
+              <w:t>8.10</w:t>
             </w:r>
           </w:p>
         </w:tc>
@@ -1629,7 +1628,7 @@
               <w:rPr>
                 <w:sz w:val="17"/>
               </w:rPr>
-              <w:t>2.1%</w:t>
+              <w:t>1.5%</w:t>
             </w:r>
           </w:p>
         </w:tc>
@@ -1682,7 +1681,7 @@
               <w:rPr>
                 <w:sz w:val="17"/>
               </w:rPr>
-              <w:t>amyhsieh3730@gmail.com</w:t>
+              <w:t>benjinisevich2@gmail.com</w:t>
             </w:r>
           </w:p>
         </w:tc>
@@ -1695,7 +1694,7 @@
               <w:rPr>
                 <w:sz w:val="17"/>
               </w:rPr>
-              <w:t>amyxhsieh</w:t>
+              <w:t>benji nisevich2</w:t>
             </w:r>
           </w:p>
         </w:tc>
@@ -1708,7 +1707,7 @@
               <w:rPr>
                 <w:sz w:val="17"/>
               </w:rPr>
-              <w:t>2</w:t>
+              <w:t>14</w:t>
             </w:r>
           </w:p>
         </w:tc>
@@ -1721,7 +1720,7 @@
               <w:rPr>
                 <w:sz w:val="17"/>
               </w:rPr>
-              <w:t>7.00</w:t>
+              <w:t>7.89</w:t>
             </w:r>
           </w:p>
         </w:tc>
@@ -1734,7 +1733,7 @@
               <w:rPr>
                 <w:sz w:val="17"/>
               </w:rPr>
-              <w:t>2.0%</w:t>
+              <w:t>1.5%</w:t>
             </w:r>
           </w:p>
         </w:tc>
@@ -1787,7 +1786,7 @@
               <w:rPr>
                 <w:sz w:val="17"/>
               </w:rPr>
-              <w:t>nagatarunmoturi@gmail.com</w:t>
+              <w:t>owin@owinrojas.com</w:t>
             </w:r>
           </w:p>
         </w:tc>
@@ -1800,7 +1799,7 @@
               <w:rPr>
                 <w:sz w:val="17"/>
               </w:rPr>
-              <w:t>Tarun Moturi</w:t>
+              <w:t>Owin Rojas</w:t>
             </w:r>
           </w:p>
         </w:tc>
@@ -1813,7 +1812,7 @@
               <w:rPr>
                 <w:sz w:val="17"/>
               </w:rPr>
-              <w:t>16</w:t>
+              <w:t>3</w:t>
             </w:r>
           </w:p>
         </w:tc>
@@ -1826,7 +1825,7 @@
               <w:rPr>
                 <w:sz w:val="17"/>
               </w:rPr>
-              <w:t>6.70</w:t>
+              <w:t>7.58</w:t>
             </w:r>
           </w:p>
         </w:tc>
@@ -1839,7 +1838,7 @@
               <w:rPr>
                 <w:sz w:val="17"/>
               </w:rPr>
-              <w:t>1.9%</w:t>
+              <w:t>1.4%</w:t>
             </w:r>
           </w:p>
         </w:tc>
@@ -1864,7 +1863,7 @@
               <w:rPr>
                 <w:sz w:val="17"/>
               </w:rPr>
-              <w:t>claude-sonnet-4-6</w:t>
+              <w:t>claude-opus-4-6</w:t>
             </w:r>
           </w:p>
         </w:tc>
@@ -1892,7 +1891,7 @@
               <w:rPr>
                 <w:sz w:val="17"/>
               </w:rPr>
-              <w:t>clai74@mail.ccsf.edu</w:t>
+              <w:t>stepodkelly@gmail.com</w:t>
             </w:r>
           </w:p>
         </w:tc>
@@ -1905,7 +1904,7 @@
               <w:rPr>
                 <w:sz w:val="17"/>
               </w:rPr>
-              <w:t>Chineseman Lai</w:t>
+              <w:t>Stephen Kelly</w:t>
             </w:r>
           </w:p>
         </w:tc>
@@ -1918,7 +1917,7 @@
               <w:rPr>
                 <w:sz w:val="17"/>
               </w:rPr>
-              <w:t>2</w:t>
+              <w:t>1</w:t>
             </w:r>
           </w:p>
         </w:tc>
@@ -1931,7 +1930,7 @@
               <w:rPr>
                 <w:sz w:val="17"/>
               </w:rPr>
-              <w:t>6.08</w:t>
+              <w:t>7.38</w:t>
             </w:r>
           </w:p>
         </w:tc>
@@ -1944,7 +1943,7 @@
               <w:rPr>
                 <w:sz w:val="17"/>
               </w:rPr>
-              <w:t>1.7%</w:t>
+              <w:t>1.4%</w:t>
             </w:r>
           </w:p>
         </w:tc>
@@ -1997,7 +1996,7 @@
               <w:rPr>
                 <w:sz w:val="17"/>
               </w:rPr>
-              <w:t>benjinisevich2@gmail.com</w:t>
+              <w:t>amyhsieh3730@gmail.com</w:t>
             </w:r>
           </w:p>
         </w:tc>
@@ -2010,7 +2009,7 @@
               <w:rPr>
                 <w:sz w:val="17"/>
               </w:rPr>
-              <w:t>benji nisevich2</w:t>
+              <w:t>amyxhsieh</w:t>
             </w:r>
           </w:p>
         </w:tc>
@@ -2023,7 +2022,7 @@
               <w:rPr>
                 <w:sz w:val="17"/>
               </w:rPr>
-              <w:t>6</w:t>
+              <w:t>2</w:t>
             </w:r>
           </w:p>
         </w:tc>
@@ -2036,7 +2035,7 @@
               <w:rPr>
                 <w:sz w:val="17"/>
               </w:rPr>
-              <w:t>5.23</w:t>
+              <w:t>7.00</w:t>
             </w:r>
           </w:p>
         </w:tc>
@@ -2049,7 +2048,7 @@
               <w:rPr>
                 <w:sz w:val="17"/>
               </w:rPr>
-              <w:t>1.5%</w:t>
+              <w:t>1.3%</w:t>
             </w:r>
           </w:p>
         </w:tc>
@@ -2102,7 +2101,7 @@
               <w:rPr>
                 <w:sz w:val="17"/>
               </w:rPr>
-              <w:t>anon:2680c3ce</w:t>
+              <w:t>nagatarunmoturi@gmail.com</w:t>
             </w:r>
           </w:p>
         </w:tc>
@@ -2115,6 +2114,7 @@
               <w:rPr>
                 <w:sz w:val="17"/>
               </w:rPr>
+              <w:t>Tarun Moturi</w:t>
             </w:r>
           </w:p>
         </w:tc>
@@ -2127,7 +2127,7 @@
               <w:rPr>
                 <w:sz w:val="17"/>
               </w:rPr>
-              <w:t>4</w:t>
+              <w:t>16</w:t>
             </w:r>
           </w:p>
         </w:tc>
@@ -2140,7 +2140,7 @@
               <w:rPr>
                 <w:sz w:val="17"/>
               </w:rPr>
-              <w:t>4.96</w:t>
+              <w:t>6.70</w:t>
             </w:r>
           </w:p>
         </w:tc>
@@ -2153,7 +2153,7 @@
               <w:rPr>
                 <w:sz w:val="17"/>
               </w:rPr>
-              <w:t>1.4%</w:t>
+              <w:t>1.3%</w:t>
             </w:r>
           </w:p>
         </w:tc>
@@ -2206,7 +2206,7 @@
               <w:rPr>
                 <w:sz w:val="17"/>
               </w:rPr>
-              <w:t>mborgiottitulane@gmail.com</w:t>
+              <w:t>clai74@mail.ccsf.edu</w:t>
             </w:r>
           </w:p>
         </w:tc>
@@ -2219,7 +2219,7 @@
               <w:rPr>
                 <w:sz w:val="17"/>
               </w:rPr>
-              <w:t>Max Borgiotti</w:t>
+              <w:t>Chineseman Lai</w:t>
             </w:r>
           </w:p>
         </w:tc>
@@ -2245,7 +2245,7 @@
               <w:rPr>
                 <w:sz w:val="17"/>
               </w:rPr>
-              <w:t>4.81</w:t>
+              <w:t>6.08</w:t>
             </w:r>
           </w:p>
         </w:tc>
@@ -2258,7 +2258,7 @@
               <w:rPr>
                 <w:sz w:val="17"/>
               </w:rPr>
-              <w:t>1.4%</w:t>
+              <w:t>1.2%</w:t>
             </w:r>
           </w:p>
         </w:tc>
@@ -2311,7 +2311,7 @@
               <w:rPr>
                 <w:sz w:val="17"/>
               </w:rPr>
-              <w:t>Rosekr1</w:t>
+              <w:t>mborgiottitulane@gmail.com</w:t>
             </w:r>
           </w:p>
         </w:tc>
@@ -2324,6 +2324,7 @@
               <w:rPr>
                 <w:sz w:val="17"/>
               </w:rPr>
+              <w:t>Max Borgiotti</w:t>
             </w:r>
           </w:p>
         </w:tc>
@@ -2336,7 +2337,7 @@
               <w:rPr>
                 <w:sz w:val="17"/>
               </w:rPr>
-              <w:t>10</w:t>
+              <w:t>2</w:t>
             </w:r>
           </w:p>
         </w:tc>
@@ -2349,7 +2350,7 @@
               <w:rPr>
                 <w:sz w:val="17"/>
               </w:rPr>
-              <w:t>4.49</w:t>
+              <w:t>4.81</w:t>
             </w:r>
           </w:p>
         </w:tc>
@@ -2362,7 +2363,7 @@
               <w:rPr>
                 <w:sz w:val="17"/>
               </w:rPr>
-              <w:t>1.3%</w:t>
+              <w:t>0.9%</w:t>
             </w:r>
           </w:p>
         </w:tc>
@@ -2415,7 +2416,7 @@
               <w:rPr>
                 <w:sz w:val="17"/>
               </w:rPr>
-              <w:t>kewinszlezingier@gmail.com</w:t>
+              <w:t>Rosekr1</w:t>
             </w:r>
           </w:p>
         </w:tc>
@@ -2428,7 +2429,6 @@
               <w:rPr>
                 <w:sz w:val="17"/>
               </w:rPr>
-              <w:t>Kewin Szlezingier</w:t>
             </w:r>
           </w:p>
         </w:tc>
@@ -2441,7 +2441,7 @@
               <w:rPr>
                 <w:sz w:val="17"/>
               </w:rPr>
-              <w:t>1</w:t>
+              <w:t>10</w:t>
             </w:r>
           </w:p>
         </w:tc>
@@ -2454,7 +2454,7 @@
               <w:rPr>
                 <w:sz w:val="17"/>
               </w:rPr>
-              <w:t>4.23</w:t>
+              <w:t>4.49</w:t>
             </w:r>
           </w:p>
         </w:tc>
@@ -2467,7 +2467,7 @@
               <w:rPr>
                 <w:sz w:val="17"/>
               </w:rPr>
-              <w:t>1.2%</w:t>
+              <w:t>0.9%</w:t>
             </w:r>
           </w:p>
         </w:tc>
@@ -2520,7 +2520,7 @@
               <w:rPr>
                 <w:sz w:val="17"/>
               </w:rPr>
-              <w:t>misha@mypipdev.com</w:t>
+              <w:t>kewinszlezingier@gmail.com</w:t>
             </w:r>
           </w:p>
         </w:tc>
@@ -2533,7 +2533,7 @@
               <w:rPr>
                 <w:sz w:val="17"/>
               </w:rPr>
-              <w:t>Misha Stastna</w:t>
+              <w:t>Kewin Szlezingier</w:t>
             </w:r>
           </w:p>
         </w:tc>
@@ -2546,7 +2546,7 @@
               <w:rPr>
                 <w:sz w:val="17"/>
               </w:rPr>
-              <w:t>3</w:t>
+              <w:t>1</w:t>
             </w:r>
           </w:p>
         </w:tc>
@@ -2559,7 +2559,7 @@
               <w:rPr>
                 <w:sz w:val="17"/>
               </w:rPr>
-              <w:t>4.20</w:t>
+              <w:t>4.23</w:t>
             </w:r>
           </w:p>
         </w:tc>
@@ -2572,7 +2572,7 @@
               <w:rPr>
                 <w:sz w:val="17"/>
               </w:rPr>
-              <w:t>1.2%</w:t>
+              <w:t>0.8%</w:t>
             </w:r>
           </w:p>
         </w:tc>
@@ -2625,7 +2625,7 @@
               <w:rPr>
                 <w:sz w:val="17"/>
               </w:rPr>
-              <w:t>amberkaurtoor@gmail.com</w:t>
+              <w:t>misha@mypipdev.com</w:t>
             </w:r>
           </w:p>
         </w:tc>
@@ -2638,7 +2638,7 @@
               <w:rPr>
                 <w:sz w:val="17"/>
               </w:rPr>
-              <w:t>Amber Toor</w:t>
+              <w:t>Misha Stastna</w:t>
             </w:r>
           </w:p>
         </w:tc>
@@ -2651,7 +2651,7 @@
               <w:rPr>
                 <w:sz w:val="17"/>
               </w:rPr>
-              <w:t>2</w:t>
+              <w:t>3</w:t>
             </w:r>
           </w:p>
         </w:tc>
@@ -2664,7 +2664,7 @@
               <w:rPr>
                 <w:sz w:val="17"/>
               </w:rPr>
-              <w:t>4.11</w:t>
+              <w:t>4.20</w:t>
             </w:r>
           </w:p>
         </w:tc>
@@ -2677,7 +2677,7 @@
               <w:rPr>
                 <w:sz w:val="17"/>
               </w:rPr>
-              <w:t>1.2%</w:t>
+              <w:t>0.8%</w:t>
             </w:r>
           </w:p>
         </w:tc>
@@ -2730,7 +2730,7 @@
               <w:rPr>
                 <w:sz w:val="17"/>
               </w:rPr>
-              <w:t>schan119@calpoly.edu</w:t>
+              <w:t>phongct1105@gmail.com</w:t>
             </w:r>
           </w:p>
         </w:tc>
@@ -2743,7 +2743,7 @@
               <w:rPr>
                 <w:sz w:val="17"/>
               </w:rPr>
-              <w:t>samsonchang2028</w:t>
+              <w:t>PhongCT1105</w:t>
             </w:r>
           </w:p>
         </w:tc>
@@ -2756,7 +2756,7 @@
               <w:rPr>
                 <w:sz w:val="17"/>
               </w:rPr>
-              <w:t>2</w:t>
+              <w:t>6</w:t>
             </w:r>
           </w:p>
         </w:tc>
@@ -2769,7 +2769,7 @@
               <w:rPr>
                 <w:sz w:val="17"/>
               </w:rPr>
-              <w:t>4.04</w:t>
+              <w:t>4.12</w:t>
             </w:r>
           </w:p>
         </w:tc>
@@ -2782,7 +2782,7 @@
               <w:rPr>
                 <w:sz w:val="17"/>
               </w:rPr>
-              <w:t>1.1%</w:t>
+              <w:t>0.8%</w:t>
             </w:r>
           </w:p>
         </w:tc>
@@ -2835,7 +2835,7 @@
               <w:rPr>
                 <w:sz w:val="17"/>
               </w:rPr>
-              <w:t>yujiwork@outlook.com</w:t>
+              <w:t>amberkaurtoor@gmail.com</w:t>
             </w:r>
           </w:p>
         </w:tc>
@@ -2848,7 +2848,7 @@
               <w:rPr>
                 <w:sz w:val="17"/>
               </w:rPr>
-              <w:t>yojijoestar</w:t>
+              <w:t>Amber Toor</w:t>
             </w:r>
           </w:p>
         </w:tc>
@@ -2861,7 +2861,7 @@
               <w:rPr>
                 <w:sz w:val="17"/>
               </w:rPr>
-              <w:t>4</w:t>
+              <w:t>2</w:t>
             </w:r>
           </w:p>
         </w:tc>
@@ -2874,7 +2874,7 @@
               <w:rPr>
                 <w:sz w:val="17"/>
               </w:rPr>
-              <w:t>4.00</w:t>
+              <w:t>4.11</w:t>
             </w:r>
           </w:p>
         </w:tc>
@@ -2887,7 +2887,7 @@
               <w:rPr>
                 <w:sz w:val="17"/>
               </w:rPr>
-              <w:t>1.1%</w:t>
+              <w:t>0.8%</w:t>
             </w:r>
           </w:p>
         </w:tc>
@@ -2940,7 +2940,7 @@
               <w:rPr>
                 <w:sz w:val="17"/>
               </w:rPr>
-              <w:t>sohamjani8@gmail.com</w:t>
+              <w:t>schan119@calpoly.edu</w:t>
             </w:r>
           </w:p>
         </w:tc>
@@ -2953,7 +2953,7 @@
               <w:rPr>
                 <w:sz w:val="17"/>
               </w:rPr>
-              <w:t>sohamtjani</w:t>
+              <w:t>samsonchang2028</w:t>
             </w:r>
           </w:p>
         </w:tc>
@@ -2979,7 +2979,7 @@
               <w:rPr>
                 <w:sz w:val="17"/>
               </w:rPr>
-              <w:t>3.18</w:t>
+              <w:t>4.04</w:t>
             </w:r>
           </w:p>
         </w:tc>
@@ -2992,7 +2992,7 @@
               <w:rPr>
                 <w:sz w:val="17"/>
               </w:rPr>
-              <w:t>0.9%</w:t>
+              <w:t>0.8%</w:t>
             </w:r>
           </w:p>
         </w:tc>
@@ -3017,7 +3017,7 @@
               <w:rPr>
                 <w:sz w:val="17"/>
               </w:rPr>
-              <w:t>gpt-5.4</w:t>
+              <w:t>claude-sonnet-4-6</w:t>
             </w:r>
           </w:p>
         </w:tc>
@@ -3045,7 +3045,7 @@
               <w:rPr>
                 <w:sz w:val="17"/>
               </w:rPr>
-              <w:t>ryanxu240@gmail.com</w:t>
+              <w:t>yujiwork@outlook.com</w:t>
             </w:r>
           </w:p>
         </w:tc>
@@ -3058,7 +3058,7 @@
               <w:rPr>
                 <w:sz w:val="17"/>
               </w:rPr>
-              <w:t>rxu240</w:t>
+              <w:t>yojijoestar</w:t>
             </w:r>
           </w:p>
         </w:tc>
@@ -3071,7 +3071,7 @@
               <w:rPr>
                 <w:sz w:val="17"/>
               </w:rPr>
-              <w:t>2</w:t>
+              <w:t>4</w:t>
             </w:r>
           </w:p>
         </w:tc>
@@ -3084,7 +3084,7 @@
               <w:rPr>
                 <w:sz w:val="17"/>
               </w:rPr>
-              <w:t>2.74</w:t>
+              <w:t>4.00</w:t>
             </w:r>
           </w:p>
         </w:tc>
@@ -3150,7 +3150,7 @@
               <w:rPr>
                 <w:sz w:val="17"/>
               </w:rPr>
-              <w:t>142857tom@gmail.com</w:t>
+              <w:t>sohamjani8@gmail.com</w:t>
             </w:r>
           </w:p>
         </w:tc>
@@ -3163,7 +3163,7 @@
               <w:rPr>
                 <w:sz w:val="17"/>
               </w:rPr>
-              <w:t>Shockwave Thomas</w:t>
+              <w:t>sohamtjani</w:t>
             </w:r>
           </w:p>
         </w:tc>
@@ -3176,7 +3176,7 @@
               <w:rPr>
                 <w:sz w:val="17"/>
               </w:rPr>
-              <w:t>3</w:t>
+              <w:t>2</w:t>
             </w:r>
           </w:p>
         </w:tc>
@@ -3189,7 +3189,7 @@
               <w:rPr>
                 <w:sz w:val="17"/>
               </w:rPr>
-              <w:t>2.62</w:t>
+              <w:t>3.18</w:t>
             </w:r>
           </w:p>
         </w:tc>
@@ -3202,7 +3202,7 @@
               <w:rPr>
                 <w:sz w:val="17"/>
               </w:rPr>
-              <w:t>0.7%</w:t>
+              <w:t>0.6%</w:t>
             </w:r>
           </w:p>
         </w:tc>
@@ -3227,7 +3227,7 @@
               <w:rPr>
                 <w:sz w:val="17"/>
               </w:rPr>
-              <w:t>claude-sonnet-4-6</w:t>
+              <w:t>gpt-5.4</w:t>
             </w:r>
           </w:p>
         </w:tc>
@@ -3255,7 +3255,7 @@
               <w:rPr>
                 <w:sz w:val="17"/>
               </w:rPr>
-              <w:t>manidweepsharma1801@gmail.com</w:t>
+              <w:t>rishabh.rb@icloud.com</w:t>
             </w:r>
           </w:p>
         </w:tc>
@@ -3268,7 +3268,7 @@
               <w:rPr>
                 <w:sz w:val="17"/>
               </w:rPr>
-              <w:t>manidweep sharma</w:t>
+              <w:t>rishabhcli</w:t>
             </w:r>
           </w:p>
         </w:tc>
@@ -3281,7 +3281,7 @@
               <w:rPr>
                 <w:sz w:val="17"/>
               </w:rPr>
-              <w:t>6</w:t>
+              <w:t>4</w:t>
             </w:r>
           </w:p>
         </w:tc>
@@ -3294,7 +3294,7 @@
               <w:rPr>
                 <w:sz w:val="17"/>
               </w:rPr>
-              <w:t>2.41</w:t>
+              <w:t>3.12</w:t>
             </w:r>
           </w:p>
         </w:tc>
@@ -3307,7 +3307,7 @@
               <w:rPr>
                 <w:sz w:val="17"/>
               </w:rPr>
-              <w:t>0.7%</w:t>
+              <w:t>0.6%</w:t>
             </w:r>
           </w:p>
         </w:tc>
@@ -3360,7 +3360,7 @@
               <w:rPr>
                 <w:sz w:val="17"/>
               </w:rPr>
-              <w:t>wanzelin007@gmail.com</w:t>
+              <w:t>atharavhedage@gmail.com</w:t>
             </w:r>
           </w:p>
         </w:tc>
@@ -3373,7 +3373,7 @@
               <w:rPr>
                 <w:sz w:val="17"/>
               </w:rPr>
-              <w:t>Zelin Wan</w:t>
+              <w:t>Atharav Hedage</w:t>
             </w:r>
           </w:p>
         </w:tc>
@@ -3386,7 +3386,7 @@
               <w:rPr>
                 <w:sz w:val="17"/>
               </w:rPr>
-              <w:t>1</w:t>
+              <w:t>2</w:t>
             </w:r>
           </w:p>
         </w:tc>
@@ -3399,7 +3399,7 @@
               <w:rPr>
                 <w:sz w:val="17"/>
               </w:rPr>
-              <w:t>2.34</w:t>
+              <w:t>3.05</w:t>
             </w:r>
           </w:p>
         </w:tc>
@@ -3412,7 +3412,7 @@
               <w:rPr>
                 <w:sz w:val="17"/>
               </w:rPr>
-              <w:t>0.7%</w:t>
+              <w:t>0.6%</w:t>
             </w:r>
           </w:p>
         </w:tc>
@@ -3437,7 +3437,7 @@
               <w:rPr>
                 <w:sz w:val="17"/>
               </w:rPr>
-              <w:t>(blank)</w:t>
+              <w:t>claude-sonnet-4-6</w:t>
             </w:r>
           </w:p>
         </w:tc>
@@ -3465,7 +3465,7 @@
               <w:rPr>
                 <w:sz w:val="17"/>
               </w:rPr>
-              <w:t>rishabh.rb@icloud.com</w:t>
+              <w:t>Matthew.you.2520@gmail.com</w:t>
             </w:r>
           </w:p>
         </w:tc>
@@ -3478,7 +3478,7 @@
               <w:rPr>
                 <w:sz w:val="17"/>
               </w:rPr>
-              <w:t>rishabhcli</w:t>
+              <w:t>NonOxC</w:t>
             </w:r>
           </w:p>
         </w:tc>
@@ -3491,7 +3491,7 @@
               <w:rPr>
                 <w:sz w:val="17"/>
               </w:rPr>
-              <w:t>2</w:t>
+              <w:t>1</w:t>
             </w:r>
           </w:p>
         </w:tc>
@@ -3504,7 +3504,7 @@
               <w:rPr>
                 <w:sz w:val="17"/>
               </w:rPr>
-              <w:t>2.20</w:t>
+              <w:t>3.04</w:t>
             </w:r>
           </w:p>
         </w:tc>
@@ -3570,7 +3570,7 @@
               <w:rPr>
                 <w:sz w:val="17"/>
               </w:rPr>
-              <w:t>kshitijatus@gmail.com</w:t>
+              <w:t>ryanxu240@gmail.com</w:t>
             </w:r>
           </w:p>
         </w:tc>
@@ -3583,7 +3583,7 @@
               <w:rPr>
                 <w:sz w:val="17"/>
               </w:rPr>
-              <w:t>Kshitij</w:t>
+              <w:t>rxu240</w:t>
             </w:r>
           </w:p>
         </w:tc>
@@ -3596,7 +3596,7 @@
               <w:rPr>
                 <w:sz w:val="17"/>
               </w:rPr>
-              <w:t>1</w:t>
+              <w:t>2</w:t>
             </w:r>
           </w:p>
         </w:tc>
@@ -3609,7 +3609,7 @@
               <w:rPr>
                 <w:sz w:val="17"/>
               </w:rPr>
-              <w:t>1.12</w:t>
+              <w:t>2.74</w:t>
             </w:r>
           </w:p>
         </w:tc>
@@ -3622,7 +3622,7 @@
               <w:rPr>
                 <w:sz w:val="17"/>
               </w:rPr>
-              <w:t>0.3%</w:t>
+              <w:t>0.5%</w:t>
             </w:r>
           </w:p>
         </w:tc>
@@ -3647,7 +3647,7 @@
               <w:rPr>
                 <w:sz w:val="17"/>
               </w:rPr>
-              <w:t>claude-opus-4-6</w:t>
+              <w:t>claude-sonnet-4-6</w:t>
             </w:r>
           </w:p>
         </w:tc>
@@ -3675,7 +3675,7 @@
               <w:rPr>
                 <w:sz w:val="17"/>
               </w:rPr>
-              <w:t>tiwari.aadi123@gmail.com</w:t>
+              <w:t>142857tom@gmail.com</w:t>
             </w:r>
           </w:p>
         </w:tc>
@@ -3688,7 +3688,7 @@
               <w:rPr>
                 <w:sz w:val="17"/>
               </w:rPr>
-              <w:t>Aadi Tiwari</w:t>
+              <w:t>Shockwave Thomas</w:t>
             </w:r>
           </w:p>
         </w:tc>
@@ -3701,7 +3701,7 @@
               <w:rPr>
                 <w:sz w:val="17"/>
               </w:rPr>
-              <w:t>1</w:t>
+              <w:t>3</w:t>
             </w:r>
           </w:p>
         </w:tc>
@@ -3714,7 +3714,7 @@
               <w:rPr>
                 <w:sz w:val="17"/>
               </w:rPr>
-              <w:t>0.86</w:t>
+              <w:t>2.62</w:t>
             </w:r>
           </w:p>
         </w:tc>
@@ -3727,7 +3727,7 @@
               <w:rPr>
                 <w:sz w:val="17"/>
               </w:rPr>
-              <w:t>0.2%</w:t>
+              <w:t>0.5%</w:t>
             </w:r>
           </w:p>
         </w:tc>
@@ -3780,7 +3780,7 @@
               <w:rPr>
                 <w:sz w:val="17"/>
               </w:rPr>
-              <w:t>likhith11ramesh@gmail.com</w:t>
+              <w:t>arshmeetsodhi@gmail.com</w:t>
             </w:r>
           </w:p>
         </w:tc>
@@ -3793,7 +3793,7 @@
               <w:rPr>
                 <w:sz w:val="17"/>
               </w:rPr>
-              <w:t>Likhith Ramesha</w:t>
+              <w:t>Arshmeet Sodhi</w:t>
             </w:r>
           </w:p>
         </w:tc>
@@ -3806,7 +3806,7 @@
               <w:rPr>
                 <w:sz w:val="17"/>
               </w:rPr>
-              <w:t>4</w:t>
+              <w:t>3</w:t>
             </w:r>
           </w:p>
         </w:tc>
@@ -3819,7 +3819,7 @@
               <w:rPr>
                 <w:sz w:val="17"/>
               </w:rPr>
-              <w:t>0.68</w:t>
+              <w:t>2.47</w:t>
             </w:r>
           </w:p>
         </w:tc>
@@ -3832,7 +3832,7 @@
               <w:rPr>
                 <w:sz w:val="17"/>
               </w:rPr>
-              <w:t>0.2%</w:t>
+              <w:t>0.5%</w:t>
             </w:r>
           </w:p>
         </w:tc>
@@ -3845,7 +3845,6 @@
               <w:rPr>
                 <w:sz w:val="17"/>
               </w:rPr>
-              <w:t>1</w:t>
             </w:r>
           </w:p>
         </w:tc>
@@ -3858,7 +3857,7 @@
               <w:rPr>
                 <w:sz w:val="17"/>
               </w:rPr>
-              <w:t>gpt-5.2</w:t>
+              <w:t>claude-sonnet-4-6</w:t>
             </w:r>
           </w:p>
         </w:tc>
@@ -3886,7 +3885,7 @@
               <w:rPr>
                 <w:sz w:val="17"/>
               </w:rPr>
-              <w:t>Ryanandnoahlee@gmail.com</w:t>
+              <w:t>manidweepsharma1801@gmail.com</w:t>
             </w:r>
           </w:p>
         </w:tc>
@@ -3899,7 +3898,7 @@
               <w:rPr>
                 <w:sz w:val="17"/>
               </w:rPr>
-              <w:t>comp-Ryan</w:t>
+              <w:t>manidweep sharma</w:t>
             </w:r>
           </w:p>
         </w:tc>
@@ -3912,7 +3911,7 @@
               <w:rPr>
                 <w:sz w:val="17"/>
               </w:rPr>
-              <w:t>3</w:t>
+              <w:t>6</w:t>
             </w:r>
           </w:p>
         </w:tc>
@@ -3925,7 +3924,7 @@
               <w:rPr>
                 <w:sz w:val="17"/>
               </w:rPr>
-              <w:t>0.24</w:t>
+              <w:t>2.41</w:t>
             </w:r>
           </w:p>
         </w:tc>
@@ -3938,7 +3937,7 @@
               <w:rPr>
                 <w:sz w:val="17"/>
               </w:rPr>
-              <w:t>0.1%</w:t>
+              <w:t>0.5%</w:t>
             </w:r>
           </w:p>
         </w:tc>
@@ -3991,7 +3990,7 @@
               <w:rPr>
                 <w:sz w:val="17"/>
               </w:rPr>
-              <w:t>sahilnale@icloud.com</w:t>
+              <w:t>wanzelin007@gmail.com</w:t>
             </w:r>
           </w:p>
         </w:tc>
@@ -4004,7 +4003,7 @@
               <w:rPr>
                 <w:sz w:val="17"/>
               </w:rPr>
-              <w:t>sahilnale</w:t>
+              <w:t>Zelin Wan</w:t>
             </w:r>
           </w:p>
         </w:tc>
@@ -4017,7 +4016,7 @@
               <w:rPr>
                 <w:sz w:val="17"/>
               </w:rPr>
-              <w:t>4</w:t>
+              <w:t>1</w:t>
             </w:r>
           </w:p>
         </w:tc>
@@ -4030,7 +4029,7 @@
               <w:rPr>
                 <w:sz w:val="17"/>
               </w:rPr>
-              <w:t>0.18</w:t>
+              <w:t>2.34</w:t>
             </w:r>
           </w:p>
         </w:tc>
@@ -4043,7 +4042,7 @@
               <w:rPr>
                 <w:sz w:val="17"/>
               </w:rPr>
-              <w:t>0.1%</w:t>
+              <w:t>0.4%</w:t>
             </w:r>
           </w:p>
         </w:tc>
@@ -4068,7 +4067,7 @@
               <w:rPr>
                 <w:sz w:val="17"/>
               </w:rPr>
-              <w:t>claude-sonnet-4-6</w:t>
+              <w:t>(blank)</w:t>
             </w:r>
           </w:p>
         </w:tc>
@@ -4096,7 +4095,7 @@
               <w:rPr>
                 <w:sz w:val="17"/>
               </w:rPr>
-              <w:t>cajuliawan@gmail.com</w:t>
+              <w:t>neil_shah@my.cuesta.edu</w:t>
             </w:r>
           </w:p>
         </w:tc>
@@ -4109,7 +4108,7 @@
               <w:rPr>
                 <w:sz w:val="17"/>
               </w:rPr>
-              <w:t>Julia Wan</w:t>
+              <w:t>Neil Shah</w:t>
             </w:r>
           </w:p>
         </w:tc>
@@ -4122,7 +4121,7 @@
               <w:rPr>
                 <w:sz w:val="17"/>
               </w:rPr>
-              <w:t>2</w:t>
+              <w:t>3</w:t>
             </w:r>
           </w:p>
         </w:tc>
@@ -4135,7 +4134,7 @@
               <w:rPr>
                 <w:sz w:val="17"/>
               </w:rPr>
-              <w:t>0.13</w:t>
+              <w:t>2.32</w:t>
             </w:r>
           </w:p>
         </w:tc>
@@ -4148,7 +4147,7 @@
               <w:rPr>
                 <w:sz w:val="17"/>
               </w:rPr>
-              <w:t>0.0%</w:t>
+              <w:t>0.4%</w:t>
             </w:r>
           </w:p>
         </w:tc>
@@ -4201,7 +4200,7 @@
               <w:rPr>
                 <w:sz w:val="17"/>
               </w:rPr>
-              <w:t>aneeshpradhan@acm.org</w:t>
+              <w:t>praniil.nagaraj@gmail.com</w:t>
             </w:r>
           </w:p>
         </w:tc>
@@ -4214,7 +4213,7 @@
               <w:rPr>
                 <w:sz w:val="17"/>
               </w:rPr>
-              <w:t>aneesh-pradhan</w:t>
+              <w:t>Praniil Nagaraj</w:t>
             </w:r>
           </w:p>
         </w:tc>
@@ -4240,7 +4239,7 @@
               <w:rPr>
                 <w:sz w:val="17"/>
               </w:rPr>
-              <w:t>0.12</w:t>
+              <w:t>1.67</w:t>
             </w:r>
           </w:p>
         </w:tc>
@@ -4253,7 +4252,7 @@
               <w:rPr>
                 <w:sz w:val="17"/>
               </w:rPr>
-              <w:t>0.0%</w:t>
+              <w:t>0.3%</w:t>
             </w:r>
           </w:p>
         </w:tc>
@@ -4278,7 +4277,7 @@
               <w:rPr>
                 <w:sz w:val="17"/>
               </w:rPr>
-              <w:t>claude-sonnet-4-6</w:t>
+              <w:t>claude-opus-4-6</w:t>
             </w:r>
           </w:p>
         </w:tc>
@@ -4306,7 +4305,7 @@
               <w:rPr>
                 <w:sz w:val="17"/>
               </w:rPr>
-              <w:t>harshjannawar14@gmail.com</w:t>
+              <w:t>fkw155@mun.ca</w:t>
             </w:r>
           </w:p>
         </w:tc>
@@ -4319,7 +4318,7 @@
               <w:rPr>
                 <w:sz w:val="17"/>
               </w:rPr>
-              <w:t>harsh jannawar</w:t>
+              <w:t>frankie-eight-days</w:t>
             </w:r>
           </w:p>
         </w:tc>
@@ -4345,7 +4344,7 @@
               <w:rPr>
                 <w:sz w:val="17"/>
               </w:rPr>
-              <w:t>0.11</w:t>
+              <w:t>1.32</w:t>
             </w:r>
           </w:p>
         </w:tc>
@@ -4358,7 +4357,7 @@
               <w:rPr>
                 <w:sz w:val="17"/>
               </w:rPr>
-              <w:t>0.0%</w:t>
+              <w:t>0.2%</w:t>
             </w:r>
           </w:p>
         </w:tc>
@@ -4411,7 +4410,7 @@
               <w:rPr>
                 <w:sz w:val="17"/>
               </w:rPr>
-              <w:t>chengreric@gmail.com</w:t>
+              <w:t>anon:23f87ab2</w:t>
             </w:r>
           </w:p>
         </w:tc>
@@ -4424,7 +4423,6 @@
               <w:rPr>
                 <w:sz w:val="17"/>
               </w:rPr>
-              <w:t>陈冠荣</w:t>
             </w:r>
           </w:p>
         </w:tc>
@@ -4437,7 +4435,7 @@
               <w:rPr>
                 <w:sz w:val="17"/>
               </w:rPr>
-              <w:t>2</w:t>
+              <w:t>1</w:t>
             </w:r>
           </w:p>
         </w:tc>
@@ -4450,7 +4448,7 @@
               <w:rPr>
                 <w:sz w:val="17"/>
               </w:rPr>
-              <w:t>0.11</w:t>
+              <w:t>1.28</w:t>
             </w:r>
           </w:p>
         </w:tc>
@@ -4463,7 +4461,7 @@
               <w:rPr>
                 <w:sz w:val="17"/>
               </w:rPr>
-              <w:t>0.0%</w:t>
+              <w:t>0.2%</w:t>
             </w:r>
           </w:p>
         </w:tc>
@@ -4488,7 +4486,7 @@
               <w:rPr>
                 <w:sz w:val="17"/>
               </w:rPr>
-              <w:t>claude-sonnet-4-6</w:t>
+              <w:t>(blank)</w:t>
             </w:r>
           </w:p>
         </w:tc>
@@ -4516,7 +4514,7 @@
               <w:rPr>
                 <w:sz w:val="17"/>
               </w:rPr>
-              <w:t>samrocksnature@gmail.com</w:t>
+              <w:t>sahilnale@icloud.com</w:t>
             </w:r>
           </w:p>
         </w:tc>
@@ -4529,7 +4527,7 @@
               <w:rPr>
                 <w:sz w:val="17"/>
               </w:rPr>
-              <w:t>samrocksnature</w:t>
+              <w:t>sahilnale</w:t>
             </w:r>
           </w:p>
         </w:tc>
@@ -4542,7 +4540,7 @@
               <w:rPr>
                 <w:sz w:val="17"/>
               </w:rPr>
-              <w:t>1</w:t>
+              <w:t>5</w:t>
             </w:r>
           </w:p>
         </w:tc>
@@ -4555,7 +4553,7 @@
               <w:rPr>
                 <w:sz w:val="17"/>
               </w:rPr>
-              <w:t>0.06</w:t>
+              <w:t>1.11</w:t>
             </w:r>
           </w:p>
         </w:tc>
@@ -4568,7 +4566,7 @@
               <w:rPr>
                 <w:sz w:val="17"/>
               </w:rPr>
-              <w:t>0.0%</w:t>
+              <w:t>0.2%</w:t>
             </w:r>
           </w:p>
         </w:tc>
@@ -4621,7 +4619,7 @@
               <w:rPr>
                 <w:sz w:val="17"/>
               </w:rPr>
-              <w:t>lee.anastasia.y@gmail.com</w:t>
+              <w:t>aakashryback@gmail.com</w:t>
             </w:r>
           </w:p>
         </w:tc>
@@ -4634,7 +4632,7 @@
               <w:rPr>
                 <w:sz w:val="17"/>
               </w:rPr>
-              <w:t>alee51</w:t>
+              <w:t>vidiyala99</w:t>
             </w:r>
           </w:p>
         </w:tc>
@@ -4660,7 +4658,7 @@
               <w:rPr>
                 <w:sz w:val="17"/>
               </w:rPr>
-              <w:t>0.04</w:t>
+              <w:t>1.01</w:t>
             </w:r>
           </w:p>
         </w:tc>
@@ -4673,7 +4671,7 @@
               <w:rPr>
                 <w:sz w:val="17"/>
               </w:rPr>
-              <w:t>0.0%</w:t>
+              <w:t>0.2%</w:t>
             </w:r>
           </w:p>
         </w:tc>
@@ -4726,6 +4724,1267 @@
               <w:rPr>
                 <w:sz w:val="17"/>
               </w:rPr>
+              <w:t>tiwari.aadi123@gmail.com</w:t>
+            </w:r>
+          </w:p>
+        </w:tc>
+        <w:tc>
+          <w:tcPr>
+            <w:tcW w:type="dxa" w:w="1728"/>
+          </w:tcPr>
+          <w:p>
+            <w:r>
+              <w:rPr>
+                <w:sz w:val="17"/>
+              </w:rPr>
+              <w:t>Aadi Tiwari</w:t>
+            </w:r>
+          </w:p>
+        </w:tc>
+        <w:tc>
+          <w:tcPr>
+            <w:tcW w:type="dxa" w:w="720"/>
+          </w:tcPr>
+          <w:p>
+            <w:r>
+              <w:rPr>
+                <w:sz w:val="17"/>
+              </w:rPr>
+              <w:t>1</w:t>
+            </w:r>
+          </w:p>
+        </w:tc>
+        <w:tc>
+          <w:tcPr>
+            <w:tcW w:type="dxa" w:w="1008"/>
+          </w:tcPr>
+          <w:p>
+            <w:r>
+              <w:rPr>
+                <w:sz w:val="17"/>
+              </w:rPr>
+              <w:t>0.86</w:t>
+            </w:r>
+          </w:p>
+        </w:tc>
+        <w:tc>
+          <w:tcPr>
+            <w:tcW w:type="dxa" w:w="1008"/>
+          </w:tcPr>
+          <w:p>
+            <w:r>
+              <w:rPr>
+                <w:sz w:val="17"/>
+              </w:rPr>
+              <w:t>0.2%</w:t>
+            </w:r>
+          </w:p>
+        </w:tc>
+        <w:tc>
+          <w:tcPr>
+            <w:tcW w:type="dxa" w:w="720"/>
+          </w:tcPr>
+          <w:p>
+            <w:r>
+              <w:rPr>
+                <w:sz w:val="17"/>
+              </w:rPr>
+            </w:r>
+          </w:p>
+        </w:tc>
+        <w:tc>
+          <w:tcPr>
+            <w:tcW w:type="dxa" w:w="2160"/>
+          </w:tcPr>
+          <w:p>
+            <w:r>
+              <w:rPr>
+                <w:sz w:val="17"/>
+              </w:rPr>
+              <w:t>claude-sonnet-4-6</w:t>
+            </w:r>
+          </w:p>
+        </w:tc>
+      </w:tr>
+      <w:tr>
+        <w:tc>
+          <w:tcPr>
+            <w:tcW w:type="dxa" w:w="504"/>
+          </w:tcPr>
+          <w:p>
+            <w:r>
+              <w:rPr>
+                <w:sz w:val="17"/>
+              </w:rPr>
+              <w:t>45</w:t>
+            </w:r>
+          </w:p>
+        </w:tc>
+        <w:tc>
+          <w:tcPr>
+            <w:tcW w:type="dxa" w:w="3312"/>
+          </w:tcPr>
+          <w:p>
+            <w:r>
+              <w:rPr>
+                <w:sz w:val="17"/>
+              </w:rPr>
+              <w:t>walterchen.ca@gmail.com</w:t>
+            </w:r>
+          </w:p>
+        </w:tc>
+        <w:tc>
+          <w:tcPr>
+            <w:tcW w:type="dxa" w:w="1728"/>
+          </w:tcPr>
+          <w:p>
+            <w:r>
+              <w:rPr>
+                <w:sz w:val="17"/>
+              </w:rPr>
+              <w:t>Walter Chen</w:t>
+            </w:r>
+          </w:p>
+        </w:tc>
+        <w:tc>
+          <w:tcPr>
+            <w:tcW w:type="dxa" w:w="720"/>
+          </w:tcPr>
+          <w:p>
+            <w:r>
+              <w:rPr>
+                <w:sz w:val="17"/>
+              </w:rPr>
+              <w:t>1</w:t>
+            </w:r>
+          </w:p>
+        </w:tc>
+        <w:tc>
+          <w:tcPr>
+            <w:tcW w:type="dxa" w:w="1008"/>
+          </w:tcPr>
+          <w:p>
+            <w:r>
+              <w:rPr>
+                <w:sz w:val="17"/>
+              </w:rPr>
+              <w:t>0.77</w:t>
+            </w:r>
+          </w:p>
+        </w:tc>
+        <w:tc>
+          <w:tcPr>
+            <w:tcW w:type="dxa" w:w="1008"/>
+          </w:tcPr>
+          <w:p>
+            <w:r>
+              <w:rPr>
+                <w:sz w:val="17"/>
+              </w:rPr>
+              <w:t>0.1%</w:t>
+            </w:r>
+          </w:p>
+        </w:tc>
+        <w:tc>
+          <w:tcPr>
+            <w:tcW w:type="dxa" w:w="720"/>
+          </w:tcPr>
+          <w:p>
+            <w:r>
+              <w:rPr>
+                <w:sz w:val="17"/>
+              </w:rPr>
+            </w:r>
+          </w:p>
+        </w:tc>
+        <w:tc>
+          <w:tcPr>
+            <w:tcW w:type="dxa" w:w="2160"/>
+          </w:tcPr>
+          <w:p>
+            <w:r>
+              <w:rPr>
+                <w:sz w:val="17"/>
+              </w:rPr>
+              <w:t>claude-sonnet-4-6</w:t>
+            </w:r>
+          </w:p>
+        </w:tc>
+      </w:tr>
+      <w:tr>
+        <w:tc>
+          <w:tcPr>
+            <w:tcW w:type="dxa" w:w="504"/>
+          </w:tcPr>
+          <w:p>
+            <w:r>
+              <w:rPr>
+                <w:sz w:val="17"/>
+              </w:rPr>
+              <w:t>46</w:t>
+            </w:r>
+          </w:p>
+        </w:tc>
+        <w:tc>
+          <w:tcPr>
+            <w:tcW w:type="dxa" w:w="3312"/>
+          </w:tcPr>
+          <w:p>
+            <w:r>
+              <w:rPr>
+                <w:sz w:val="17"/>
+              </w:rPr>
+              <w:t>likhith11ramesh@gmail.com</w:t>
+            </w:r>
+          </w:p>
+        </w:tc>
+        <w:tc>
+          <w:tcPr>
+            <w:tcW w:type="dxa" w:w="1728"/>
+          </w:tcPr>
+          <w:p>
+            <w:r>
+              <w:rPr>
+                <w:sz w:val="17"/>
+              </w:rPr>
+              <w:t>Likhith Ramesha</w:t>
+            </w:r>
+          </w:p>
+        </w:tc>
+        <w:tc>
+          <w:tcPr>
+            <w:tcW w:type="dxa" w:w="720"/>
+          </w:tcPr>
+          <w:p>
+            <w:r>
+              <w:rPr>
+                <w:sz w:val="17"/>
+              </w:rPr>
+              <w:t>4</w:t>
+            </w:r>
+          </w:p>
+        </w:tc>
+        <w:tc>
+          <w:tcPr>
+            <w:tcW w:type="dxa" w:w="1008"/>
+          </w:tcPr>
+          <w:p>
+            <w:r>
+              <w:rPr>
+                <w:sz w:val="17"/>
+              </w:rPr>
+              <w:t>0.68</w:t>
+            </w:r>
+          </w:p>
+        </w:tc>
+        <w:tc>
+          <w:tcPr>
+            <w:tcW w:type="dxa" w:w="1008"/>
+          </w:tcPr>
+          <w:p>
+            <w:r>
+              <w:rPr>
+                <w:sz w:val="17"/>
+              </w:rPr>
+              <w:t>0.1%</w:t>
+            </w:r>
+          </w:p>
+        </w:tc>
+        <w:tc>
+          <w:tcPr>
+            <w:tcW w:type="dxa" w:w="720"/>
+          </w:tcPr>
+          <w:p>
+            <w:r>
+              <w:rPr>
+                <w:sz w:val="17"/>
+              </w:rPr>
+              <w:t>1</w:t>
+            </w:r>
+          </w:p>
+        </w:tc>
+        <w:tc>
+          <w:tcPr>
+            <w:tcW w:type="dxa" w:w="2160"/>
+          </w:tcPr>
+          <w:p>
+            <w:r>
+              <w:rPr>
+                <w:sz w:val="17"/>
+              </w:rPr>
+              <w:t>gpt-5.2</w:t>
+            </w:r>
+          </w:p>
+        </w:tc>
+      </w:tr>
+      <w:tr>
+        <w:tc>
+          <w:tcPr>
+            <w:tcW w:type="dxa" w:w="504"/>
+          </w:tcPr>
+          <w:p>
+            <w:r>
+              <w:rPr>
+                <w:sz w:val="17"/>
+              </w:rPr>
+              <w:t>47</w:t>
+            </w:r>
+          </w:p>
+        </w:tc>
+        <w:tc>
+          <w:tcPr>
+            <w:tcW w:type="dxa" w:w="3312"/>
+          </w:tcPr>
+          <w:p>
+            <w:r>
+              <w:rPr>
+                <w:sz w:val="17"/>
+              </w:rPr>
+              <w:t>samrocksnature@gmail.com</w:t>
+            </w:r>
+          </w:p>
+        </w:tc>
+        <w:tc>
+          <w:tcPr>
+            <w:tcW w:type="dxa" w:w="1728"/>
+          </w:tcPr>
+          <w:p>
+            <w:r>
+              <w:rPr>
+                <w:sz w:val="17"/>
+              </w:rPr>
+              <w:t>samrocksnature</w:t>
+            </w:r>
+          </w:p>
+        </w:tc>
+        <w:tc>
+          <w:tcPr>
+            <w:tcW w:type="dxa" w:w="720"/>
+          </w:tcPr>
+          <w:p>
+            <w:r>
+              <w:rPr>
+                <w:sz w:val="17"/>
+              </w:rPr>
+              <w:t>2</w:t>
+            </w:r>
+          </w:p>
+        </w:tc>
+        <w:tc>
+          <w:tcPr>
+            <w:tcW w:type="dxa" w:w="1008"/>
+          </w:tcPr>
+          <w:p>
+            <w:r>
+              <w:rPr>
+                <w:sz w:val="17"/>
+              </w:rPr>
+              <w:t>0.38</w:t>
+            </w:r>
+          </w:p>
+        </w:tc>
+        <w:tc>
+          <w:tcPr>
+            <w:tcW w:type="dxa" w:w="1008"/>
+          </w:tcPr>
+          <w:p>
+            <w:r>
+              <w:rPr>
+                <w:sz w:val="17"/>
+              </w:rPr>
+              <w:t>0.1%</w:t>
+            </w:r>
+          </w:p>
+        </w:tc>
+        <w:tc>
+          <w:tcPr>
+            <w:tcW w:type="dxa" w:w="720"/>
+          </w:tcPr>
+          <w:p>
+            <w:r>
+              <w:rPr>
+                <w:sz w:val="17"/>
+              </w:rPr>
+            </w:r>
+          </w:p>
+        </w:tc>
+        <w:tc>
+          <w:tcPr>
+            <w:tcW w:type="dxa" w:w="2160"/>
+          </w:tcPr>
+          <w:p>
+            <w:r>
+              <w:rPr>
+                <w:sz w:val="17"/>
+              </w:rPr>
+              <w:t>claude-sonnet-4-6</w:t>
+            </w:r>
+          </w:p>
+        </w:tc>
+      </w:tr>
+      <w:tr>
+        <w:tc>
+          <w:tcPr>
+            <w:tcW w:type="dxa" w:w="504"/>
+          </w:tcPr>
+          <w:p>
+            <w:r>
+              <w:rPr>
+                <w:sz w:val="17"/>
+              </w:rPr>
+              <w:t>48</w:t>
+            </w:r>
+          </w:p>
+        </w:tc>
+        <w:tc>
+          <w:tcPr>
+            <w:tcW w:type="dxa" w:w="3312"/>
+          </w:tcPr>
+          <w:p>
+            <w:r>
+              <w:rPr>
+                <w:sz w:val="17"/>
+              </w:rPr>
+              <w:t>Ryanandnoahlee@gmail.com</w:t>
+            </w:r>
+          </w:p>
+        </w:tc>
+        <w:tc>
+          <w:tcPr>
+            <w:tcW w:type="dxa" w:w="1728"/>
+          </w:tcPr>
+          <w:p>
+            <w:r>
+              <w:rPr>
+                <w:sz w:val="17"/>
+              </w:rPr>
+              <w:t>comp-Ryan</w:t>
+            </w:r>
+          </w:p>
+        </w:tc>
+        <w:tc>
+          <w:tcPr>
+            <w:tcW w:type="dxa" w:w="720"/>
+          </w:tcPr>
+          <w:p>
+            <w:r>
+              <w:rPr>
+                <w:sz w:val="17"/>
+              </w:rPr>
+              <w:t>3</w:t>
+            </w:r>
+          </w:p>
+        </w:tc>
+        <w:tc>
+          <w:tcPr>
+            <w:tcW w:type="dxa" w:w="1008"/>
+          </w:tcPr>
+          <w:p>
+            <w:r>
+              <w:rPr>
+                <w:sz w:val="17"/>
+              </w:rPr>
+              <w:t>0.24</w:t>
+            </w:r>
+          </w:p>
+        </w:tc>
+        <w:tc>
+          <w:tcPr>
+            <w:tcW w:type="dxa" w:w="1008"/>
+          </w:tcPr>
+          <w:p>
+            <w:r>
+              <w:rPr>
+                <w:sz w:val="17"/>
+              </w:rPr>
+              <w:t>0.0%</w:t>
+            </w:r>
+          </w:p>
+        </w:tc>
+        <w:tc>
+          <w:tcPr>
+            <w:tcW w:type="dxa" w:w="720"/>
+          </w:tcPr>
+          <w:p>
+            <w:r>
+              <w:rPr>
+                <w:sz w:val="17"/>
+              </w:rPr>
+            </w:r>
+          </w:p>
+        </w:tc>
+        <w:tc>
+          <w:tcPr>
+            <w:tcW w:type="dxa" w:w="2160"/>
+          </w:tcPr>
+          <w:p>
+            <w:r>
+              <w:rPr>
+                <w:sz w:val="17"/>
+              </w:rPr>
+              <w:t>claude-sonnet-4-6</w:t>
+            </w:r>
+          </w:p>
+        </w:tc>
+      </w:tr>
+      <w:tr>
+        <w:tc>
+          <w:tcPr>
+            <w:tcW w:type="dxa" w:w="504"/>
+          </w:tcPr>
+          <w:p>
+            <w:r>
+              <w:rPr>
+                <w:sz w:val="17"/>
+              </w:rPr>
+              <w:t>49</w:t>
+            </w:r>
+          </w:p>
+        </w:tc>
+        <w:tc>
+          <w:tcPr>
+            <w:tcW w:type="dxa" w:w="3312"/>
+          </w:tcPr>
+          <w:p>
+            <w:r>
+              <w:rPr>
+                <w:sz w:val="17"/>
+              </w:rPr>
+              <w:t>cajuliawan@gmail.com</w:t>
+            </w:r>
+          </w:p>
+        </w:tc>
+        <w:tc>
+          <w:tcPr>
+            <w:tcW w:type="dxa" w:w="1728"/>
+          </w:tcPr>
+          <w:p>
+            <w:r>
+              <w:rPr>
+                <w:sz w:val="17"/>
+              </w:rPr>
+              <w:t>Julia Wan</w:t>
+            </w:r>
+          </w:p>
+        </w:tc>
+        <w:tc>
+          <w:tcPr>
+            <w:tcW w:type="dxa" w:w="720"/>
+          </w:tcPr>
+          <w:p>
+            <w:r>
+              <w:rPr>
+                <w:sz w:val="17"/>
+              </w:rPr>
+              <w:t>2</w:t>
+            </w:r>
+          </w:p>
+        </w:tc>
+        <w:tc>
+          <w:tcPr>
+            <w:tcW w:type="dxa" w:w="1008"/>
+          </w:tcPr>
+          <w:p>
+            <w:r>
+              <w:rPr>
+                <w:sz w:val="17"/>
+              </w:rPr>
+              <w:t>0.13</w:t>
+            </w:r>
+          </w:p>
+        </w:tc>
+        <w:tc>
+          <w:tcPr>
+            <w:tcW w:type="dxa" w:w="1008"/>
+          </w:tcPr>
+          <w:p>
+            <w:r>
+              <w:rPr>
+                <w:sz w:val="17"/>
+              </w:rPr>
+              <w:t>0.0%</w:t>
+            </w:r>
+          </w:p>
+        </w:tc>
+        <w:tc>
+          <w:tcPr>
+            <w:tcW w:type="dxa" w:w="720"/>
+          </w:tcPr>
+          <w:p>
+            <w:r>
+              <w:rPr>
+                <w:sz w:val="17"/>
+              </w:rPr>
+            </w:r>
+          </w:p>
+        </w:tc>
+        <w:tc>
+          <w:tcPr>
+            <w:tcW w:type="dxa" w:w="2160"/>
+          </w:tcPr>
+          <w:p>
+            <w:r>
+              <w:rPr>
+                <w:sz w:val="17"/>
+              </w:rPr>
+              <w:t>claude-sonnet-4-6</w:t>
+            </w:r>
+          </w:p>
+        </w:tc>
+      </w:tr>
+      <w:tr>
+        <w:tc>
+          <w:tcPr>
+            <w:tcW w:type="dxa" w:w="504"/>
+          </w:tcPr>
+          <w:p>
+            <w:r>
+              <w:rPr>
+                <w:sz w:val="17"/>
+              </w:rPr>
+              <w:t>50</w:t>
+            </w:r>
+          </w:p>
+        </w:tc>
+        <w:tc>
+          <w:tcPr>
+            <w:tcW w:type="dxa" w:w="3312"/>
+          </w:tcPr>
+          <w:p>
+            <w:r>
+              <w:rPr>
+                <w:sz w:val="17"/>
+              </w:rPr>
+              <w:t>aneeshpradhan@acm.org</w:t>
+            </w:r>
+          </w:p>
+        </w:tc>
+        <w:tc>
+          <w:tcPr>
+            <w:tcW w:type="dxa" w:w="1728"/>
+          </w:tcPr>
+          <w:p>
+            <w:r>
+              <w:rPr>
+                <w:sz w:val="17"/>
+              </w:rPr>
+              <w:t>aneesh-pradhan</w:t>
+            </w:r>
+          </w:p>
+        </w:tc>
+        <w:tc>
+          <w:tcPr>
+            <w:tcW w:type="dxa" w:w="720"/>
+          </w:tcPr>
+          <w:p>
+            <w:r>
+              <w:rPr>
+                <w:sz w:val="17"/>
+              </w:rPr>
+              <w:t>1</w:t>
+            </w:r>
+          </w:p>
+        </w:tc>
+        <w:tc>
+          <w:tcPr>
+            <w:tcW w:type="dxa" w:w="1008"/>
+          </w:tcPr>
+          <w:p>
+            <w:r>
+              <w:rPr>
+                <w:sz w:val="17"/>
+              </w:rPr>
+              <w:t>0.12</w:t>
+            </w:r>
+          </w:p>
+        </w:tc>
+        <w:tc>
+          <w:tcPr>
+            <w:tcW w:type="dxa" w:w="1008"/>
+          </w:tcPr>
+          <w:p>
+            <w:r>
+              <w:rPr>
+                <w:sz w:val="17"/>
+              </w:rPr>
+              <w:t>0.0%</w:t>
+            </w:r>
+          </w:p>
+        </w:tc>
+        <w:tc>
+          <w:tcPr>
+            <w:tcW w:type="dxa" w:w="720"/>
+          </w:tcPr>
+          <w:p>
+            <w:r>
+              <w:rPr>
+                <w:sz w:val="17"/>
+              </w:rPr>
+            </w:r>
+          </w:p>
+        </w:tc>
+        <w:tc>
+          <w:tcPr>
+            <w:tcW w:type="dxa" w:w="2160"/>
+          </w:tcPr>
+          <w:p>
+            <w:r>
+              <w:rPr>
+                <w:sz w:val="17"/>
+              </w:rPr>
+              <w:t>claude-sonnet-4-6</w:t>
+            </w:r>
+          </w:p>
+        </w:tc>
+      </w:tr>
+      <w:tr>
+        <w:tc>
+          <w:tcPr>
+            <w:tcW w:type="dxa" w:w="504"/>
+          </w:tcPr>
+          <w:p>
+            <w:r>
+              <w:rPr>
+                <w:sz w:val="17"/>
+              </w:rPr>
+              <w:t>51</w:t>
+            </w:r>
+          </w:p>
+        </w:tc>
+        <w:tc>
+          <w:tcPr>
+            <w:tcW w:type="dxa" w:w="3312"/>
+          </w:tcPr>
+          <w:p>
+            <w:r>
+              <w:rPr>
+                <w:sz w:val="17"/>
+              </w:rPr>
+              <w:t>harshjannawar14@gmail.com</w:t>
+            </w:r>
+          </w:p>
+        </w:tc>
+        <w:tc>
+          <w:tcPr>
+            <w:tcW w:type="dxa" w:w="1728"/>
+          </w:tcPr>
+          <w:p>
+            <w:r>
+              <w:rPr>
+                <w:sz w:val="17"/>
+              </w:rPr>
+              <w:t>harsh jannawar</w:t>
+            </w:r>
+          </w:p>
+        </w:tc>
+        <w:tc>
+          <w:tcPr>
+            <w:tcW w:type="dxa" w:w="720"/>
+          </w:tcPr>
+          <w:p>
+            <w:r>
+              <w:rPr>
+                <w:sz w:val="17"/>
+              </w:rPr>
+              <w:t>1</w:t>
+            </w:r>
+          </w:p>
+        </w:tc>
+        <w:tc>
+          <w:tcPr>
+            <w:tcW w:type="dxa" w:w="1008"/>
+          </w:tcPr>
+          <w:p>
+            <w:r>
+              <w:rPr>
+                <w:sz w:val="17"/>
+              </w:rPr>
+              <w:t>0.11</w:t>
+            </w:r>
+          </w:p>
+        </w:tc>
+        <w:tc>
+          <w:tcPr>
+            <w:tcW w:type="dxa" w:w="1008"/>
+          </w:tcPr>
+          <w:p>
+            <w:r>
+              <w:rPr>
+                <w:sz w:val="17"/>
+              </w:rPr>
+              <w:t>0.0%</w:t>
+            </w:r>
+          </w:p>
+        </w:tc>
+        <w:tc>
+          <w:tcPr>
+            <w:tcW w:type="dxa" w:w="720"/>
+          </w:tcPr>
+          <w:p>
+            <w:r>
+              <w:rPr>
+                <w:sz w:val="17"/>
+              </w:rPr>
+            </w:r>
+          </w:p>
+        </w:tc>
+        <w:tc>
+          <w:tcPr>
+            <w:tcW w:type="dxa" w:w="2160"/>
+          </w:tcPr>
+          <w:p>
+            <w:r>
+              <w:rPr>
+                <w:sz w:val="17"/>
+              </w:rPr>
+              <w:t>claude-sonnet-4-6</w:t>
+            </w:r>
+          </w:p>
+        </w:tc>
+      </w:tr>
+      <w:tr>
+        <w:tc>
+          <w:tcPr>
+            <w:tcW w:type="dxa" w:w="504"/>
+          </w:tcPr>
+          <w:p>
+            <w:r>
+              <w:rPr>
+                <w:sz w:val="17"/>
+              </w:rPr>
+              <w:t>52</w:t>
+            </w:r>
+          </w:p>
+        </w:tc>
+        <w:tc>
+          <w:tcPr>
+            <w:tcW w:type="dxa" w:w="3312"/>
+          </w:tcPr>
+          <w:p>
+            <w:r>
+              <w:rPr>
+                <w:sz w:val="17"/>
+              </w:rPr>
+              <w:t>chengreric@gmail.com</w:t>
+            </w:r>
+          </w:p>
+        </w:tc>
+        <w:tc>
+          <w:tcPr>
+            <w:tcW w:type="dxa" w:w="1728"/>
+          </w:tcPr>
+          <w:p>
+            <w:r>
+              <w:rPr>
+                <w:sz w:val="17"/>
+              </w:rPr>
+              <w:t>陈冠荣</w:t>
+            </w:r>
+          </w:p>
+        </w:tc>
+        <w:tc>
+          <w:tcPr>
+            <w:tcW w:type="dxa" w:w="720"/>
+          </w:tcPr>
+          <w:p>
+            <w:r>
+              <w:rPr>
+                <w:sz w:val="17"/>
+              </w:rPr>
+              <w:t>2</w:t>
+            </w:r>
+          </w:p>
+        </w:tc>
+        <w:tc>
+          <w:tcPr>
+            <w:tcW w:type="dxa" w:w="1008"/>
+          </w:tcPr>
+          <w:p>
+            <w:r>
+              <w:rPr>
+                <w:sz w:val="17"/>
+              </w:rPr>
+              <w:t>0.11</w:t>
+            </w:r>
+          </w:p>
+        </w:tc>
+        <w:tc>
+          <w:tcPr>
+            <w:tcW w:type="dxa" w:w="1008"/>
+          </w:tcPr>
+          <w:p>
+            <w:r>
+              <w:rPr>
+                <w:sz w:val="17"/>
+              </w:rPr>
+              <w:t>0.0%</w:t>
+            </w:r>
+          </w:p>
+        </w:tc>
+        <w:tc>
+          <w:tcPr>
+            <w:tcW w:type="dxa" w:w="720"/>
+          </w:tcPr>
+          <w:p>
+            <w:r>
+              <w:rPr>
+                <w:sz w:val="17"/>
+              </w:rPr>
+            </w:r>
+          </w:p>
+        </w:tc>
+        <w:tc>
+          <w:tcPr>
+            <w:tcW w:type="dxa" w:w="2160"/>
+          </w:tcPr>
+          <w:p>
+            <w:r>
+              <w:rPr>
+                <w:sz w:val="17"/>
+              </w:rPr>
+              <w:t>claude-sonnet-4-6</w:t>
+            </w:r>
+          </w:p>
+        </w:tc>
+      </w:tr>
+      <w:tr>
+        <w:tc>
+          <w:tcPr>
+            <w:tcW w:type="dxa" w:w="504"/>
+          </w:tcPr>
+          <w:p>
+            <w:r>
+              <w:rPr>
+                <w:sz w:val="17"/>
+              </w:rPr>
+              <w:t>53</w:t>
+            </w:r>
+          </w:p>
+        </w:tc>
+        <w:tc>
+          <w:tcPr>
+            <w:tcW w:type="dxa" w:w="3312"/>
+          </w:tcPr>
+          <w:p>
+            <w:r>
+              <w:rPr>
+                <w:sz w:val="17"/>
+              </w:rPr>
+              <w:t>jczhang223@gmail.com</w:t>
+            </w:r>
+          </w:p>
+        </w:tc>
+        <w:tc>
+          <w:tcPr>
+            <w:tcW w:type="dxa" w:w="1728"/>
+          </w:tcPr>
+          <w:p>
+            <w:r>
+              <w:rPr>
+                <w:sz w:val="17"/>
+              </w:rPr>
+              <w:t>Jaden Zhang</w:t>
+            </w:r>
+          </w:p>
+        </w:tc>
+        <w:tc>
+          <w:tcPr>
+            <w:tcW w:type="dxa" w:w="720"/>
+          </w:tcPr>
+          <w:p>
+            <w:r>
+              <w:rPr>
+                <w:sz w:val="17"/>
+              </w:rPr>
+              <w:t>1</w:t>
+            </w:r>
+          </w:p>
+        </w:tc>
+        <w:tc>
+          <w:tcPr>
+            <w:tcW w:type="dxa" w:w="1008"/>
+          </w:tcPr>
+          <w:p>
+            <w:r>
+              <w:rPr>
+                <w:sz w:val="17"/>
+              </w:rPr>
+              <w:t>0.08</w:t>
+            </w:r>
+          </w:p>
+        </w:tc>
+        <w:tc>
+          <w:tcPr>
+            <w:tcW w:type="dxa" w:w="1008"/>
+          </w:tcPr>
+          <w:p>
+            <w:r>
+              <w:rPr>
+                <w:sz w:val="17"/>
+              </w:rPr>
+              <w:t>0.0%</w:t>
+            </w:r>
+          </w:p>
+        </w:tc>
+        <w:tc>
+          <w:tcPr>
+            <w:tcW w:type="dxa" w:w="720"/>
+          </w:tcPr>
+          <w:p>
+            <w:r>
+              <w:rPr>
+                <w:sz w:val="17"/>
+              </w:rPr>
+            </w:r>
+          </w:p>
+        </w:tc>
+        <w:tc>
+          <w:tcPr>
+            <w:tcW w:type="dxa" w:w="2160"/>
+          </w:tcPr>
+          <w:p>
+            <w:r>
+              <w:rPr>
+                <w:sz w:val="17"/>
+              </w:rPr>
+              <w:t>claude-sonnet-4-6</w:t>
+            </w:r>
+          </w:p>
+        </w:tc>
+      </w:tr>
+      <w:tr>
+        <w:tc>
+          <w:tcPr>
+            <w:tcW w:type="dxa" w:w="504"/>
+          </w:tcPr>
+          <w:p>
+            <w:r>
+              <w:rPr>
+                <w:sz w:val="17"/>
+              </w:rPr>
+              <w:t>54</w:t>
+            </w:r>
+          </w:p>
+        </w:tc>
+        <w:tc>
+          <w:tcPr>
+            <w:tcW w:type="dxa" w:w="3312"/>
+          </w:tcPr>
+          <w:p>
+            <w:r>
+              <w:rPr>
+                <w:sz w:val="17"/>
+              </w:rPr>
+              <w:t>visheshv05@gmail.com</w:t>
+            </w:r>
+          </w:p>
+        </w:tc>
+        <w:tc>
+          <w:tcPr>
+            <w:tcW w:type="dxa" w:w="1728"/>
+          </w:tcPr>
+          <w:p>
+            <w:r>
+              <w:rPr>
+                <w:sz w:val="17"/>
+              </w:rPr>
+              <w:t>Vishesh Verma</w:t>
+            </w:r>
+          </w:p>
+        </w:tc>
+        <w:tc>
+          <w:tcPr>
+            <w:tcW w:type="dxa" w:w="720"/>
+          </w:tcPr>
+          <w:p>
+            <w:r>
+              <w:rPr>
+                <w:sz w:val="17"/>
+              </w:rPr>
+              <w:t>1</w:t>
+            </w:r>
+          </w:p>
+        </w:tc>
+        <w:tc>
+          <w:tcPr>
+            <w:tcW w:type="dxa" w:w="1008"/>
+          </w:tcPr>
+          <w:p>
+            <w:r>
+              <w:rPr>
+                <w:sz w:val="17"/>
+              </w:rPr>
+              <w:t>0.07</w:t>
+            </w:r>
+          </w:p>
+        </w:tc>
+        <w:tc>
+          <w:tcPr>
+            <w:tcW w:type="dxa" w:w="1008"/>
+          </w:tcPr>
+          <w:p>
+            <w:r>
+              <w:rPr>
+                <w:sz w:val="17"/>
+              </w:rPr>
+              <w:t>0.0%</w:t>
+            </w:r>
+          </w:p>
+        </w:tc>
+        <w:tc>
+          <w:tcPr>
+            <w:tcW w:type="dxa" w:w="720"/>
+          </w:tcPr>
+          <w:p>
+            <w:r>
+              <w:rPr>
+                <w:sz w:val="17"/>
+              </w:rPr>
+            </w:r>
+          </w:p>
+        </w:tc>
+        <w:tc>
+          <w:tcPr>
+            <w:tcW w:type="dxa" w:w="2160"/>
+          </w:tcPr>
+          <w:p>
+            <w:r>
+              <w:rPr>
+                <w:sz w:val="17"/>
+              </w:rPr>
+              <w:t>claude-sonnet-4-6</w:t>
+            </w:r>
+          </w:p>
+        </w:tc>
+      </w:tr>
+      <w:tr>
+        <w:tc>
+          <w:tcPr>
+            <w:tcW w:type="dxa" w:w="504"/>
+          </w:tcPr>
+          <w:p>
+            <w:r>
+              <w:rPr>
+                <w:sz w:val="17"/>
+              </w:rPr>
+              <w:t>55</w:t>
+            </w:r>
+          </w:p>
+        </w:tc>
+        <w:tc>
+          <w:tcPr>
+            <w:tcW w:type="dxa" w:w="3312"/>
+          </w:tcPr>
+          <w:p>
+            <w:r>
+              <w:rPr>
+                <w:sz w:val="17"/>
+              </w:rPr>
+              <w:t>lee.anastasia.y@gmail.com</w:t>
+            </w:r>
+          </w:p>
+        </w:tc>
+        <w:tc>
+          <w:tcPr>
+            <w:tcW w:type="dxa" w:w="1728"/>
+          </w:tcPr>
+          <w:p>
+            <w:r>
+              <w:rPr>
+                <w:sz w:val="17"/>
+              </w:rPr>
+              <w:t>alee51</w:t>
+            </w:r>
+          </w:p>
+        </w:tc>
+        <w:tc>
+          <w:tcPr>
+            <w:tcW w:type="dxa" w:w="720"/>
+          </w:tcPr>
+          <w:p>
+            <w:r>
+              <w:rPr>
+                <w:sz w:val="17"/>
+              </w:rPr>
+              <w:t>1</w:t>
+            </w:r>
+          </w:p>
+        </w:tc>
+        <w:tc>
+          <w:tcPr>
+            <w:tcW w:type="dxa" w:w="1008"/>
+          </w:tcPr>
+          <w:p>
+            <w:r>
+              <w:rPr>
+                <w:sz w:val="17"/>
+              </w:rPr>
+              <w:t>0.04</w:t>
+            </w:r>
+          </w:p>
+        </w:tc>
+        <w:tc>
+          <w:tcPr>
+            <w:tcW w:type="dxa" w:w="1008"/>
+          </w:tcPr>
+          <w:p>
+            <w:r>
+              <w:rPr>
+                <w:sz w:val="17"/>
+              </w:rPr>
+              <w:t>0.0%</w:t>
+            </w:r>
+          </w:p>
+        </w:tc>
+        <w:tc>
+          <w:tcPr>
+            <w:tcW w:type="dxa" w:w="720"/>
+          </w:tcPr>
+          <w:p>
+            <w:r>
+              <w:rPr>
+                <w:sz w:val="17"/>
+              </w:rPr>
+            </w:r>
+          </w:p>
+        </w:tc>
+        <w:tc>
+          <w:tcPr>
+            <w:tcW w:type="dxa" w:w="2160"/>
+          </w:tcPr>
+          <w:p>
+            <w:r>
+              <w:rPr>
+                <w:sz w:val="17"/>
+              </w:rPr>
+              <w:t>claude-sonnet-4-6</w:t>
+            </w:r>
+          </w:p>
+        </w:tc>
+      </w:tr>
+      <w:tr>
+        <w:tc>
+          <w:tcPr>
+            <w:tcW w:type="dxa" w:w="504"/>
+          </w:tcPr>
+          <w:p>
+            <w:r>
+              <w:rPr>
+                <w:sz w:val="17"/>
+              </w:rPr>
+              <w:t>56</w:t>
+            </w:r>
+          </w:p>
+        </w:tc>
+        <w:tc>
+          <w:tcPr>
+            <w:tcW w:type="dxa" w:w="3312"/>
+          </w:tcPr>
+          <w:p>
+            <w:r>
+              <w:rPr>
+                <w:sz w:val="17"/>
+              </w:rPr>
               <w:t>mp@gmail.com</w:t>
             </w:r>
           </w:p>
@@ -4739,6 +5998,111 @@
               <w:rPr>
                 <w:sz w:val="17"/>
               </w:rPr>
+            </w:r>
+          </w:p>
+        </w:tc>
+        <w:tc>
+          <w:tcPr>
+            <w:tcW w:type="dxa" w:w="720"/>
+          </w:tcPr>
+          <w:p>
+            <w:r>
+              <w:rPr>
+                <w:sz w:val="17"/>
+              </w:rPr>
+              <w:t>1</w:t>
+            </w:r>
+          </w:p>
+        </w:tc>
+        <w:tc>
+          <w:tcPr>
+            <w:tcW w:type="dxa" w:w="1008"/>
+          </w:tcPr>
+          <w:p>
+            <w:r>
+              <w:rPr>
+                <w:sz w:val="17"/>
+              </w:rPr>
+              <w:t>0.03</w:t>
+            </w:r>
+          </w:p>
+        </w:tc>
+        <w:tc>
+          <w:tcPr>
+            <w:tcW w:type="dxa" w:w="1008"/>
+          </w:tcPr>
+          <w:p>
+            <w:r>
+              <w:rPr>
+                <w:sz w:val="17"/>
+              </w:rPr>
+              <w:t>0.0%</w:t>
+            </w:r>
+          </w:p>
+        </w:tc>
+        <w:tc>
+          <w:tcPr>
+            <w:tcW w:type="dxa" w:w="720"/>
+          </w:tcPr>
+          <w:p>
+            <w:r>
+              <w:rPr>
+                <w:sz w:val="17"/>
+              </w:rPr>
+            </w:r>
+          </w:p>
+        </w:tc>
+        <w:tc>
+          <w:tcPr>
+            <w:tcW w:type="dxa" w:w="2160"/>
+          </w:tcPr>
+          <w:p>
+            <w:r>
+              <w:rPr>
+                <w:sz w:val="17"/>
+              </w:rPr>
+              <w:t>claude-sonnet-4-6</w:t>
+            </w:r>
+          </w:p>
+        </w:tc>
+      </w:tr>
+      <w:tr>
+        <w:tc>
+          <w:tcPr>
+            <w:tcW w:type="dxa" w:w="504"/>
+          </w:tcPr>
+          <w:p>
+            <w:r>
+              <w:rPr>
+                <w:sz w:val="17"/>
+              </w:rPr>
+              <w:t>57</w:t>
+            </w:r>
+          </w:p>
+        </w:tc>
+        <w:tc>
+          <w:tcPr>
+            <w:tcW w:type="dxa" w:w="3312"/>
+          </w:tcPr>
+          <w:p>
+            <w:r>
+              <w:rPr>
+                <w:sz w:val="17"/>
+              </w:rPr>
+              <w:t>ayaan.chawla@gmail.com</w:t>
+            </w:r>
+          </w:p>
+        </w:tc>
+        <w:tc>
+          <w:tcPr>
+            <w:tcW w:type="dxa" w:w="1728"/>
+          </w:tcPr>
+          <w:p>
+            <w:r>
+              <w:rPr>
+                <w:sz w:val="17"/>
+              </w:rPr>
+              <w:t>Ayaan C</w:t>
             </w:r>
           </w:p>
         </w:tc>
@@ -4924,7 +6288,7 @@
               <w:rPr>
                 <w:sz w:val="17"/>
               </w:rPr>
-              <w:t>178</w:t>
+              <w:t>219</w:t>
             </w:r>
           </w:p>
         </w:tc>
@@ -4937,7 +6301,7 @@
               <w:rPr>
                 <w:sz w:val="17"/>
               </w:rPr>
-              <w:t>40</w:t>
+              <w:t>51</w:t>
             </w:r>
           </w:p>
         </w:tc>
@@ -4950,7 +6314,7 @@
               <w:rPr>
                 <w:sz w:val="17"/>
               </w:rPr>
-              <w:t>219.17</w:t>
+              <w:t>260.00</w:t>
             </w:r>
           </w:p>
         </w:tc>
@@ -4963,7 +6327,7 @@
               <w:rPr>
                 <w:sz w:val="17"/>
               </w:rPr>
-              <w:t>1.231</w:t>
+              <w:t>1.187</w:t>
             </w:r>
           </w:p>
         </w:tc>
@@ -4991,7 +6355,7 @@
               <w:rPr>
                 <w:sz w:val="17"/>
               </w:rPr>
-              <w:t>41</w:t>
+              <w:t>68</w:t>
             </w:r>
           </w:p>
         </w:tc>
@@ -5004,7 +6368,7 @@
               <w:rPr>
                 <w:sz w:val="17"/>
               </w:rPr>
-              <w:t>6</w:t>
+              <w:t>7</w:t>
             </w:r>
           </w:p>
         </w:tc>
@@ -5017,7 +6381,7 @@
               <w:rPr>
                 <w:sz w:val="17"/>
               </w:rPr>
-              <w:t>123.99</w:t>
+              <w:t>234.99</w:t>
             </w:r>
           </w:p>
         </w:tc>
@@ -5030,7 +6394,7 @@
               <w:rPr>
                 <w:sz w:val="17"/>
               </w:rPr>
-              <w:t>3.024</w:t>
+              <w:t>3.456</w:t>
             </w:r>
           </w:p>
         </w:tc>
@@ -5058,7 +6422,7 @@
               <w:rPr>
                 <w:sz w:val="17"/>
               </w:rPr>
-              <w:t>2</w:t>
+              <w:t>5</w:t>
             </w:r>
           </w:p>
         </w:tc>
@@ -5071,7 +6435,7 @@
               <w:rPr>
                 <w:sz w:val="17"/>
               </w:rPr>
-              <w:t>2</w:t>
+              <w:t>5</w:t>
             </w:r>
           </w:p>
         </w:tc>
@@ -5084,7 +6448,7 @@
               <w:rPr>
                 <w:sz w:val="17"/>
               </w:rPr>
-              <w:t>4.34</w:t>
+              <w:t>27.38</w:t>
             </w:r>
           </w:p>
         </w:tc>
@@ -5097,7 +6461,7 @@
               <w:rPr>
                 <w:sz w:val="17"/>
               </w:rPr>
-              <w:t>2.169</w:t>
+              <w:t>5.476</w:t>
             </w:r>
           </w:p>
         </w:tc>
@@ -5317,7 +6681,7 @@
         <w:pStyle w:val="ListBullet"/>
       </w:pPr>
       <w:r>
-        <w:t>Model attribution: 11 runs originally arrived with the model label lost (long-turn worker-handoff bug in the product backend — filed with full proof as jacBuilder issue #944). 9 of them ($42.27) are attributed here via the same turn's client-side completion event; 2 aborted runs ($4.34) are unrecoverable and shown as (blank). Per-run 'model source' flags are in the spreadsheet.</w:t>
+        <w:t>Model attribution: 11 runs originally arrived with the model label lost (long-turn worker-handoff bug in the product backend — filed with full proof as jacBuilder issue #944). 14 of them ($70.95) are attributed here via the same turn's client-side completion event; 5 aborted runs ($27.38) are unrecoverable and shown as (blank). Per-run 'model source' flags are in the spreadsheet.</w:t>
       </w:r>
     </w:p>
     <w:p>
@@ -5341,7 +6705,7 @@
         <w:pStyle w:val="ListBullet"/>
       </w:pPr>
       <w:r>
-        <w:t>Concentration: the top 5 spenders account for 53% of total cost.</w:t>
+        <w:t>Concentration: the top 5 spenders account for 59% of total cost.</w:t>
       </w:r>
     </w:p>
     <w:p>
@@ -5351,7 +6715,7 @@
           <w:color w:val="666666"/>
           <w:sz w:val="17"/>
         </w:rPr>
-        <w:t>Validated three ways: raw per-turn reconciliation to the cent; independently rebuilt by the JacHammer Analytics Report Studio with matching numbers; re-verified under the hardened jachammer.ai-only production filter (zero contamination). Generated 2026-07-27 16:41 UTC.</w:t>
+        <w:t>Validated three ways: raw per-turn reconciliation to the cent; independently rebuilt by the JacHammer Analytics Report Studio with matching numbers; re-verified under the hardened jachammer.ai-only production filter (zero contamination). Generated 2026-07-28 03:19 UTC.</w:t>
       </w:r>
     </w:p>
     <w:sectPr>

--- a/reports/hackathon-2026-07-26/COST_BREAKDOWN.docx
+++ b/reports/hackathon-2026-07-26/COST_BREAKDOWN.docx
@@ -18,7 +18,7 @@
         <w:t xml:space="preserve">Event window: </w:t>
       </w:r>
       <w:r>
-        <w:t>2026-07-26 17:00 → 2026-07-27 00:30 UTC  (= Jul 26 10:30 PM → Jul 27 9:00 AM Sri Lanka time)</w:t>
+        <w:t>2026-07-26 17:00 → 2026-07-27 03:30 UTC  (= Jul 26 10:30 PM → Jul 27 9:00 AM Sri Lanka time)</w:t>
         <w:br/>
       </w:r>
       <w:r>
@@ -6715,7 +6715,7 @@
           <w:color w:val="666666"/>
           <w:sz w:val="17"/>
         </w:rPr>
-        <w:t>Validated three ways: raw per-turn reconciliation to the cent; independently rebuilt by the JacHammer Analytics Report Studio with matching numbers; re-verified under the hardened jachammer.ai-only production filter (zero contamination). Generated 2026-07-28 03:19 UTC.</w:t>
+        <w:t>Validated three ways: raw per-turn reconciliation to the cent; independently rebuilt by the JacHammer Analytics Report Studio with matching numbers; re-verified under the hardened jachammer.ai-only production filter (zero contamination). Generated 2026-07-28 03:30 UTC.</w:t>
       </w:r>
     </w:p>
     <w:sectPr>
